--- a/WebContent/docx/乳腺癌39基因检测报告-单样本-佛山市第一人民医院.docx
+++ b/WebContent/docx/乳腺癌39基因检测报告-单样本-佛山市第一人民医院.docx
@@ -2149,8 +2149,6 @@
         </w:rPr>
         <w:t>{% endif %}</w:t>
       </w:r>
-      <w:bookmarkStart w:id="187" w:name="_GoBack"/>
-      <w:bookmarkEnd w:id="187"/>
     </w:p>
     <w:p>
       <w:pPr>
@@ -2639,19 +2637,19 @@
         </w:numPr>
         <w:jc w:val="left"/>
       </w:pPr>
-      <w:bookmarkStart w:id="0" w:name="_Toc6428"/>
-      <w:bookmarkStart w:id="1" w:name="_Toc24178_WPSOffice_Level1"/>
-      <w:bookmarkStart w:id="2" w:name="_Toc21009_WPSOffice_Level1"/>
-      <w:bookmarkStart w:id="3" w:name="_Toc27184"/>
-      <w:bookmarkStart w:id="4" w:name="_Toc27500"/>
-      <w:bookmarkStart w:id="5" w:name="_Toc149832725"/>
-      <w:bookmarkStart w:id="6" w:name="_Toc21669"/>
-      <w:bookmarkStart w:id="7" w:name="_Toc32054"/>
-      <w:bookmarkStart w:id="8" w:name="_Toc30143_WPSOffice_Level1"/>
-      <w:bookmarkStart w:id="9" w:name="_Toc20417"/>
-      <w:bookmarkStart w:id="10" w:name="_Toc13806"/>
-      <w:bookmarkStart w:id="11" w:name="_Toc24397"/>
-      <w:bookmarkStart w:id="12" w:name="_Toc7079"/>
+      <w:bookmarkStart w:id="0" w:name="_Toc21669"/>
+      <w:bookmarkStart w:id="1" w:name="_Toc20417"/>
+      <w:bookmarkStart w:id="2" w:name="_Toc24178_WPSOffice_Level1"/>
+      <w:bookmarkStart w:id="3" w:name="_Toc21009_WPSOffice_Level1"/>
+      <w:bookmarkStart w:id="4" w:name="_Toc27184"/>
+      <w:bookmarkStart w:id="5" w:name="_Toc27500"/>
+      <w:bookmarkStart w:id="6" w:name="_Toc7079"/>
+      <w:bookmarkStart w:id="7" w:name="_Toc6428"/>
+      <w:bookmarkStart w:id="8" w:name="_Toc24397"/>
+      <w:bookmarkStart w:id="9" w:name="_Toc32054"/>
+      <w:bookmarkStart w:id="10" w:name="_Toc30143_WPSOffice_Level1"/>
+      <w:bookmarkStart w:id="11" w:name="_Toc13806"/>
+      <w:bookmarkStart w:id="12" w:name="_Toc149832725"/>
       <w:r>
         <w:t>样本信息</w:t>
       </w:r>
@@ -3510,17 +3508,17 @@
         </w:numPr>
         <w:jc w:val="left"/>
       </w:pPr>
-      <w:bookmarkStart w:id="13" w:name="_Toc19202"/>
-      <w:bookmarkStart w:id="14" w:name="_Toc7021_WPSOffice_Level1"/>
-      <w:bookmarkStart w:id="15" w:name="_Toc11465"/>
-      <w:bookmarkStart w:id="16" w:name="_Toc9181"/>
-      <w:bookmarkStart w:id="17" w:name="_Toc17451"/>
-      <w:bookmarkStart w:id="18" w:name="_Toc149832726"/>
-      <w:bookmarkStart w:id="19" w:name="_Toc28353"/>
+      <w:bookmarkStart w:id="13" w:name="_Toc9181"/>
+      <w:bookmarkStart w:id="14" w:name="_Toc18062_WPSOffice_Level1"/>
+      <w:bookmarkStart w:id="15" w:name="_Toc7021_WPSOffice_Level1"/>
+      <w:bookmarkStart w:id="16" w:name="_Toc17451"/>
+      <w:bookmarkStart w:id="17" w:name="_Toc11465"/>
+      <w:bookmarkStart w:id="18" w:name="_Toc28353"/>
+      <w:bookmarkStart w:id="19" w:name="_Toc149832726"/>
       <w:bookmarkStart w:id="20" w:name="_Toc10518"/>
-      <w:bookmarkStart w:id="21" w:name="_Toc19594"/>
-      <w:bookmarkStart w:id="22" w:name="_Toc11015_WPSOffice_Level1"/>
-      <w:bookmarkStart w:id="23" w:name="_Toc18062_WPSOffice_Level1"/>
+      <w:bookmarkStart w:id="21" w:name="_Toc11015_WPSOffice_Level1"/>
+      <w:bookmarkStart w:id="22" w:name="_Toc19594"/>
+      <w:bookmarkStart w:id="23" w:name="_Toc19202"/>
       <w:bookmarkStart w:id="24" w:name="_Toc14390"/>
       <w:bookmarkStart w:id="25" w:name="_Toc3823"/>
       <w:r>
@@ -3771,13 +3769,13 @@
         </w:rPr>
       </w:pPr>
       <w:bookmarkStart w:id="27" w:name="_Toc18058"/>
-      <w:bookmarkStart w:id="28" w:name="_Toc3871"/>
-      <w:bookmarkStart w:id="29" w:name="_Toc6221_WPSOffice_Level1"/>
+      <w:bookmarkStart w:id="28" w:name="_Toc8660"/>
+      <w:bookmarkStart w:id="29" w:name="_Toc25920"/>
       <w:bookmarkStart w:id="30" w:name="_Toc1410"/>
-      <w:bookmarkStart w:id="31" w:name="_Toc25920"/>
-      <w:bookmarkStart w:id="32" w:name="_Toc23369_WPSOffice_Level1"/>
-      <w:bookmarkStart w:id="33" w:name="_Toc4088"/>
-      <w:bookmarkStart w:id="34" w:name="_Toc8660"/>
+      <w:bookmarkStart w:id="31" w:name="_Toc3871"/>
+      <w:bookmarkStart w:id="32" w:name="_Toc4088"/>
+      <w:bookmarkStart w:id="33" w:name="_Toc6221_WPSOffice_Level1"/>
+      <w:bookmarkStart w:id="34" w:name="_Toc23369_WPSOffice_Level1"/>
     </w:p>
     <w:bookmarkEnd w:id="27"/>
     <w:bookmarkEnd w:id="28"/>
@@ -3802,10 +3800,10 @@
         </w:rPr>
       </w:pPr>
       <w:bookmarkStart w:id="35" w:name="_Toc16576"/>
-      <w:bookmarkStart w:id="36" w:name="_Toc149826002"/>
-      <w:bookmarkStart w:id="37" w:name="_Toc4417"/>
-      <w:bookmarkStart w:id="38" w:name="_Toc149832727"/>
-      <w:bookmarkStart w:id="39" w:name="_Toc30536"/>
+      <w:bookmarkStart w:id="36" w:name="_Toc149832727"/>
+      <w:bookmarkStart w:id="37" w:name="_Toc30536"/>
+      <w:bookmarkStart w:id="38" w:name="_Toc4417"/>
+      <w:bookmarkStart w:id="39" w:name="_Toc149826002"/>
       <w:bookmarkStart w:id="40" w:name="_Toc11859"/>
       <w:r>
         <w:rPr>
@@ -3858,11 +3856,11 @@
           <w:lang w:eastAsia="zh-CN"/>
         </w:rPr>
       </w:pPr>
-      <w:bookmarkStart w:id="41" w:name="_Toc15324"/>
-      <w:bookmarkStart w:id="42" w:name="_Toc149832728"/>
-      <w:bookmarkStart w:id="43" w:name="_Toc11674"/>
-      <w:bookmarkStart w:id="44" w:name="_Toc149826003"/>
-      <w:bookmarkStart w:id="45" w:name="_Toc23681"/>
+      <w:bookmarkStart w:id="41" w:name="_Toc23681"/>
+      <w:bookmarkStart w:id="42" w:name="_Toc11674"/>
+      <w:bookmarkStart w:id="43" w:name="_Toc149832728"/>
+      <w:bookmarkStart w:id="44" w:name="_Toc15324"/>
+      <w:bookmarkStart w:id="45" w:name="_Toc149826003"/>
       <w:r>
         <w:rPr>
           <w:rFonts w:hint="eastAsia"/>
@@ -4648,9 +4646,459 @@
         </w:rPr>
       </w:pPr>
     </w:p>
+    <w:tbl>
+      <w:tblPr>
+        <w:tblStyle w:val="33"/>
+        <w:tblW w:w="6772" w:type="dxa"/>
+        <w:jc w:val="right"/>
+        <w:tblLayout w:type="fixed"/>
+        <w:tblCellMar>
+          <w:top w:w="0" w:type="dxa"/>
+          <w:left w:w="0" w:type="dxa"/>
+          <w:bottom w:w="0" w:type="dxa"/>
+          <w:right w:w="0" w:type="dxa"/>
+        </w:tblCellMar>
+      </w:tblPr>
+      <w:tblGrid>
+        <w:gridCol w:w="1272"/>
+        <w:gridCol w:w="2040"/>
+        <w:gridCol w:w="1166"/>
+        <w:gridCol w:w="2294"/>
+      </w:tblGrid>
+      <w:tr>
+        <w:tblPrEx>
+          <w:tblCellMar>
+            <w:top w:w="0" w:type="dxa"/>
+            <w:left w:w="0" w:type="dxa"/>
+            <w:bottom w:w="0" w:type="dxa"/>
+            <w:right w:w="0" w:type="dxa"/>
+          </w:tblCellMar>
+        </w:tblPrEx>
+        <w:trPr>
+          <w:trHeight w:val="680" w:hRule="exact"/>
+          <w:jc w:val="right"/>
+        </w:trPr>
+        <w:tc>
+          <w:tcPr>
+            <w:tcW w:w="1272" w:type="dxa"/>
+            <w:vAlign w:val="center"/>
+          </w:tcPr>
+          <w:p>
+            <w:pPr>
+              <w:pStyle w:val="22"/>
+              <w:spacing w:before="13"/>
+              <w:ind w:left="13" w:right="95"/>
+              <w:jc w:val="both"/>
+              <w:rPr>
+                <w:rFonts w:ascii="Times New Roman" w:hAnsi="Times New Roman" w:cs="Times New Roman"/>
+                <w:b/>
+                <w:sz w:val="24"/>
+                <w:szCs w:val="24"/>
+              </w:rPr>
+            </w:pPr>
+            <w:r>
+              <w:rPr>
+                <w:rFonts w:ascii="Times New Roman" w:hAnsi="Times New Roman" w:cs="Times New Roman"/>
+                <w:b/>
+                <w:sz w:val="24"/>
+                <w:szCs w:val="24"/>
+              </w:rPr>
+              <w:t>检测人：</w:t>
+            </w:r>
+          </w:p>
+        </w:tc>
+        <w:tc>
+          <w:tcPr>
+            <w:tcW w:w="2040" w:type="dxa"/>
+            <w:vAlign w:val="center"/>
+          </w:tcPr>
+          <w:p>
+            <w:pPr>
+              <w:pStyle w:val="22"/>
+              <w:spacing w:before="13"/>
+              <w:jc w:val="both"/>
+              <w:rPr>
+                <w:rFonts w:ascii="Times New Roman" w:hAnsi="Times New Roman" w:cs="Times New Roman"/>
+                <w:b/>
+                <w:sz w:val="24"/>
+                <w:szCs w:val="24"/>
+              </w:rPr>
+            </w:pPr>
+            <w:r>
+              <w:rPr>
+                <w:rFonts w:hint="eastAsia" w:ascii="Times New Roman" w:hAnsi="Times New Roman" w:cs="Times New Roman"/>
+                <w:b/>
+                <w:sz w:val="24"/>
+                <w:szCs w:val="24"/>
+              </w:rPr>
+              <w:t>{{"ty_tianjin1"|sign(64,28)}}</w:t>
+            </w:r>
+          </w:p>
+        </w:tc>
+        <w:tc>
+          <w:tcPr>
+            <w:tcW w:w="1166" w:type="dxa"/>
+            <w:vAlign w:val="center"/>
+          </w:tcPr>
+          <w:p>
+            <w:pPr>
+              <w:pStyle w:val="22"/>
+              <w:spacing w:before="13"/>
+              <w:jc w:val="both"/>
+              <w:rPr>
+                <w:rFonts w:ascii="Times New Roman" w:hAnsi="Times New Roman" w:cs="Times New Roman"/>
+                <w:b/>
+                <w:sz w:val="24"/>
+                <w:szCs w:val="24"/>
+              </w:rPr>
+            </w:pPr>
+            <w:r>
+              <w:rPr>
+                <w:rFonts w:ascii="Times New Roman" w:hAnsi="Times New Roman" w:cs="Times New Roman"/>
+                <w:b/>
+                <w:sz w:val="24"/>
+                <w:szCs w:val="24"/>
+              </w:rPr>
+              <w:t>复核人</w:t>
+            </w:r>
+            <w:r>
+              <w:rPr>
+                <w:rFonts w:ascii="Times New Roman" w:hAnsi="Times New Roman" w:cs="Times New Roman"/>
+                <w:b/>
+                <w:sz w:val="24"/>
+                <w:szCs w:val="24"/>
+                <w:lang w:eastAsia="zh-CN"/>
+              </w:rPr>
+              <w:t>：</w:t>
+            </w:r>
+          </w:p>
+        </w:tc>
+        <w:tc>
+          <w:tcPr>
+            <w:tcW w:w="2294" w:type="dxa"/>
+            <w:vAlign w:val="center"/>
+          </w:tcPr>
+          <w:p>
+            <w:pPr>
+              <w:pStyle w:val="22"/>
+              <w:spacing w:before="13"/>
+              <w:ind w:right="15"/>
+              <w:jc w:val="both"/>
+              <w:rPr>
+                <w:rFonts w:ascii="Times New Roman" w:hAnsi="Times New Roman" w:cs="Times New Roman"/>
+                <w:b/>
+                <w:sz w:val="24"/>
+                <w:szCs w:val="24"/>
+              </w:rPr>
+            </w:pPr>
+            <w:r>
+              <w:rPr>
+                <w:rFonts w:hint="eastAsia" w:ascii="Times New Roman" w:hAnsi="Times New Roman" w:cs="Times New Roman"/>
+                <w:b/>
+                <w:sz w:val="24"/>
+                <w:szCs w:val="24"/>
+              </w:rPr>
+              <w:t>{{"ty_tianjin2"|sign(59,34)}}</w:t>
+            </w:r>
+            <w:r>
+              <w:rPr>
+                <w:sz w:val="18"/>
+              </w:rPr>
+              <w:drawing>
+                <wp:anchor distT="0" distB="0" distL="114300" distR="114300" simplePos="0" relativeHeight="251663360" behindDoc="0" locked="0" layoutInCell="1" allowOverlap="1">
+                  <wp:simplePos x="0" y="0"/>
+                  <wp:positionH relativeFrom="column">
+                    <wp:posOffset>-398145</wp:posOffset>
+                  </wp:positionH>
+                  <wp:positionV relativeFrom="paragraph">
+                    <wp:posOffset>-311785</wp:posOffset>
+                  </wp:positionV>
+                  <wp:extent cx="1443355" cy="1443355"/>
+                  <wp:effectExtent l="0" t="0" r="4445" b="4445"/>
+                  <wp:wrapNone/>
+                  <wp:docPr id="21" name="图片 25"/>
+                  <wp:cNvGraphicFramePr>
+                    <a:graphicFrameLocks xmlns:a="http://schemas.openxmlformats.org/drawingml/2006/main" noChangeAspect="1"/>
+                  </wp:cNvGraphicFramePr>
+                  <a:graphic xmlns:a="http://schemas.openxmlformats.org/drawingml/2006/main">
+                    <a:graphicData uri="http://schemas.openxmlformats.org/drawingml/2006/picture">
+                      <pic:pic xmlns:pic="http://schemas.openxmlformats.org/drawingml/2006/picture">
+                        <pic:nvPicPr>
+                          <pic:cNvPr id="21" name="图片 25"/>
+                          <pic:cNvPicPr>
+                            <a:picLocks noChangeAspect="1" noChangeArrowheads="1"/>
+                          </pic:cNvPicPr>
+                        </pic:nvPicPr>
+                        <pic:blipFill>
+                          <a:blip r:embed="rId11">
+                            <a:extLst>
+                              <a:ext uri="{28A0092B-C50C-407E-A947-70E740481C1C}">
+                                <a14:useLocalDpi xmlns:a14="http://schemas.microsoft.com/office/drawing/2010/main" val="0"/>
+                              </a:ext>
+                            </a:extLst>
+                          </a:blip>
+                          <a:srcRect/>
+                          <a:stretch>
+                            <a:fillRect/>
+                          </a:stretch>
+                        </pic:blipFill>
+                        <pic:spPr>
+                          <a:xfrm>
+                            <a:off x="0" y="0"/>
+                            <a:ext cx="1443355" cy="1443355"/>
+                          </a:xfrm>
+                          <a:prstGeom prst="rect">
+                            <a:avLst/>
+                          </a:prstGeom>
+                          <a:noFill/>
+                          <a:ln>
+                            <a:noFill/>
+                          </a:ln>
+                        </pic:spPr>
+                      </pic:pic>
+                    </a:graphicData>
+                  </a:graphic>
+                </wp:anchor>
+              </w:drawing>
+            </w:r>
+          </w:p>
+        </w:tc>
+      </w:tr>
+      <w:tr>
+        <w:tblPrEx>
+          <w:tblCellMar>
+            <w:top w:w="0" w:type="dxa"/>
+            <w:left w:w="0" w:type="dxa"/>
+            <w:bottom w:w="0" w:type="dxa"/>
+            <w:right w:w="0" w:type="dxa"/>
+          </w:tblCellMar>
+        </w:tblPrEx>
+        <w:trPr>
+          <w:trHeight w:val="457" w:hRule="exact"/>
+          <w:jc w:val="right"/>
+        </w:trPr>
+        <w:tc>
+          <w:tcPr>
+            <w:tcW w:w="1272" w:type="dxa"/>
+            <w:vAlign w:val="center"/>
+          </w:tcPr>
+          <w:p>
+            <w:pPr>
+              <w:pStyle w:val="22"/>
+              <w:spacing w:line="341" w:lineRule="exact"/>
+              <w:ind w:left="13" w:right="165"/>
+              <w:jc w:val="both"/>
+              <w:rPr>
+                <w:rFonts w:ascii="Times New Roman" w:hAnsi="Times New Roman" w:cs="Times New Roman"/>
+                <w:b/>
+                <w:sz w:val="24"/>
+                <w:szCs w:val="24"/>
+              </w:rPr>
+            </w:pPr>
+            <w:r>
+              <w:rPr>
+                <w:rFonts w:ascii="Times New Roman" w:hAnsi="Times New Roman" w:cs="Times New Roman"/>
+                <w:b/>
+                <w:sz w:val="24"/>
+                <w:szCs w:val="24"/>
+              </w:rPr>
+              <w:t>日</w:t>
+            </w:r>
+            <w:r>
+              <w:rPr>
+                <w:rFonts w:ascii="Times New Roman" w:hAnsi="Times New Roman" w:cs="Times New Roman"/>
+                <w:b/>
+                <w:sz w:val="24"/>
+                <w:szCs w:val="24"/>
+                <w:lang w:eastAsia="zh-CN"/>
+              </w:rPr>
+              <w:t xml:space="preserve">  </w:t>
+            </w:r>
+            <w:r>
+              <w:rPr>
+                <w:rFonts w:ascii="Times New Roman" w:hAnsi="Times New Roman" w:cs="Times New Roman"/>
+                <w:b/>
+                <w:sz w:val="24"/>
+                <w:szCs w:val="24"/>
+              </w:rPr>
+              <w:t>期：</w:t>
+            </w:r>
+          </w:p>
+        </w:tc>
+        <w:tc>
+          <w:tcPr>
+            <w:tcW w:w="2040" w:type="dxa"/>
+            <w:vAlign w:val="center"/>
+          </w:tcPr>
+          <w:p>
+            <w:pPr>
+              <w:pStyle w:val="22"/>
+              <w:spacing w:line="363" w:lineRule="exact"/>
+              <w:jc w:val="both"/>
+              <w:rPr>
+                <w:rFonts w:ascii="Times New Roman" w:hAnsi="Times New Roman" w:cs="Times New Roman"/>
+                <w:sz w:val="24"/>
+                <w:szCs w:val="24"/>
+              </w:rPr>
+            </w:pPr>
+            <w:r>
+              <w:rPr>
+                <w:rFonts w:ascii="Times New Roman" w:hAnsi="Times New Roman" w:cs="Times New Roman"/>
+                <w:kern w:val="2"/>
+                <w:sz w:val="24"/>
+                <w:szCs w:val="24"/>
+                <w:lang w:eastAsia="zh-CN"/>
+              </w:rPr>
+              <w:t>{{ reportdate }}</w:t>
+            </w:r>
+          </w:p>
+        </w:tc>
+        <w:tc>
+          <w:tcPr>
+            <w:tcW w:w="1166" w:type="dxa"/>
+            <w:vAlign w:val="center"/>
+          </w:tcPr>
+          <w:p>
+            <w:pPr>
+              <w:pStyle w:val="22"/>
+              <w:spacing w:line="341" w:lineRule="exact"/>
+              <w:jc w:val="both"/>
+              <w:rPr>
+                <w:rFonts w:ascii="Times New Roman" w:hAnsi="Times New Roman" w:cs="Times New Roman"/>
+                <w:b/>
+                <w:sz w:val="24"/>
+                <w:szCs w:val="24"/>
+              </w:rPr>
+            </w:pPr>
+            <w:r>
+              <w:rPr>
+                <w:rFonts w:ascii="Times New Roman" w:hAnsi="Times New Roman" w:cs="Times New Roman"/>
+                <w:b/>
+                <w:sz w:val="24"/>
+                <w:szCs w:val="24"/>
+              </w:rPr>
+              <w:t>日</w:t>
+            </w:r>
+            <w:r>
+              <w:rPr>
+                <w:rFonts w:ascii="Times New Roman" w:hAnsi="Times New Roman" w:cs="Times New Roman"/>
+                <w:b/>
+                <w:sz w:val="24"/>
+                <w:szCs w:val="24"/>
+                <w:lang w:eastAsia="zh-CN"/>
+              </w:rPr>
+              <w:t xml:space="preserve">  </w:t>
+            </w:r>
+            <w:r>
+              <w:rPr>
+                <w:rFonts w:ascii="Times New Roman" w:hAnsi="Times New Roman" w:cs="Times New Roman"/>
+                <w:b/>
+                <w:sz w:val="24"/>
+                <w:szCs w:val="24"/>
+              </w:rPr>
+              <w:t>期：</w:t>
+            </w:r>
+          </w:p>
+        </w:tc>
+        <w:tc>
+          <w:tcPr>
+            <w:tcW w:w="2294" w:type="dxa"/>
+            <w:vAlign w:val="center"/>
+          </w:tcPr>
+          <w:p>
+            <w:pPr>
+              <w:pStyle w:val="22"/>
+              <w:spacing w:line="363" w:lineRule="exact"/>
+              <w:ind w:right="15"/>
+              <w:jc w:val="both"/>
+              <w:rPr>
+                <w:rFonts w:ascii="Times New Roman" w:hAnsi="Times New Roman" w:cs="Times New Roman"/>
+                <w:sz w:val="24"/>
+                <w:szCs w:val="24"/>
+              </w:rPr>
+            </w:pPr>
+            <w:r>
+              <w:rPr>
+                <w:rFonts w:ascii="Times New Roman" w:hAnsi="Times New Roman" w:cs="Times New Roman"/>
+                <w:kern w:val="2"/>
+                <w:sz w:val="24"/>
+                <w:szCs w:val="24"/>
+                <w:lang w:eastAsia="zh-CN"/>
+              </w:rPr>
+              <w:t>{{ reportdate }}</w:t>
+            </w:r>
+          </w:p>
+        </w:tc>
+      </w:tr>
+    </w:tbl>
     <w:p>
       <w:pPr>
         <w:rPr>
+          <w:rFonts w:ascii="Times New Roman" w:hAnsi="Times New Roman" w:eastAsia="微软雅黑" w:cs="Times New Roman"/>
+          <w:sz w:val="24"/>
+          <w:szCs w:val="24"/>
+          <w:lang w:eastAsia="zh-CN"/>
+        </w:rPr>
+      </w:pPr>
+      <w:r>
+        <w:rPr>
+          <w:rFonts w:hint="eastAsia" w:ascii="Times New Roman" w:hAnsi="Times New Roman" w:eastAsia="微软雅黑" w:cs="Times New Roman"/>
+          <w:sz w:val="24"/>
+          <w:szCs w:val="24"/>
+          <w:lang w:eastAsia="zh-CN"/>
+        </w:rPr>
+        <w:t xml:space="preserve">{% endif %}{% if testedby == </w:t>
+      </w:r>
+      <w:r>
+        <w:rPr>
+          <w:rFonts w:ascii="Times New Roman" w:hAnsi="Times New Roman" w:eastAsia="微软雅黑" w:cs="Times New Roman"/>
+          <w:sz w:val="24"/>
+          <w:szCs w:val="24"/>
+          <w:lang w:eastAsia="zh-CN"/>
+        </w:rPr>
+        <w:t>“</w:t>
+      </w:r>
+      <w:r>
+        <w:rPr>
+          <w:rFonts w:hint="eastAsia" w:ascii="Times New Roman" w:hAnsi="Times New Roman" w:eastAsia="微软雅黑" w:cs="Times New Roman"/>
+          <w:sz w:val="24"/>
+          <w:szCs w:val="24"/>
+          <w:lang w:eastAsia="zh-CN"/>
+        </w:rPr>
+        <w:t>2</w:t>
+      </w:r>
+      <w:r>
+        <w:rPr>
+          <w:rFonts w:ascii="Times New Roman" w:hAnsi="Times New Roman" w:eastAsia="微软雅黑" w:cs="Times New Roman"/>
+          <w:sz w:val="24"/>
+          <w:szCs w:val="24"/>
+          <w:lang w:eastAsia="zh-CN"/>
+        </w:rPr>
+        <w:t>”</w:t>
+      </w:r>
+      <w:r>
+        <w:rPr>
+          <w:rFonts w:hint="eastAsia" w:ascii="Times New Roman" w:hAnsi="Times New Roman" w:eastAsia="微软雅黑" w:cs="Times New Roman"/>
+          <w:sz w:val="24"/>
+          <w:szCs w:val="24"/>
+          <w:lang w:eastAsia="zh-CN"/>
+        </w:rPr>
+        <w:t xml:space="preserve"> %}</w:t>
+      </w:r>
+    </w:p>
+    <w:p>
+      <w:pPr>
+        <w:rPr>
+          <w:rFonts w:hint="default"/>
+          <w:sz w:val="24"/>
+          <w:lang w:val="en-US" w:eastAsia="zh-CN"/>
+        </w:rPr>
+      </w:pPr>
+    </w:p>
+    <w:p>
+      <w:pPr>
+        <w:rPr>
+          <w:sz w:val="24"/>
           <w:lang w:eastAsia="zh-CN"/>
         </w:rPr>
       </w:pPr>
@@ -4684,7 +5132,7 @@
           </w:tblCellMar>
         </w:tblPrEx>
         <w:trPr>
-          <w:trHeight w:val="441" w:hRule="exact"/>
+          <w:trHeight w:val="680" w:hRule="exact"/>
           <w:jc w:val="right"/>
         </w:trPr>
         <w:tc>
@@ -4735,192 +5183,12 @@
             </w:pPr>
             <w:r>
               <w:rPr>
-                <w:sz w:val="22"/>
-              </w:rPr>
-              <mc:AlternateContent>
-                <mc:Choice Requires="wpg">
-                  <w:drawing>
-                    <wp:anchor distT="0" distB="0" distL="114300" distR="114300" simplePos="0" relativeHeight="251663360" behindDoc="0" locked="0" layoutInCell="1" allowOverlap="1">
-                      <wp:simplePos x="0" y="0"/>
-                      <wp:positionH relativeFrom="column">
-                        <wp:posOffset>7620</wp:posOffset>
-                      </wp:positionH>
-                      <wp:positionV relativeFrom="paragraph">
-                        <wp:posOffset>-480060</wp:posOffset>
-                      </wp:positionV>
-                      <wp:extent cx="3058160" cy="1442720"/>
-                      <wp:effectExtent l="0" t="0" r="5080" b="5080"/>
-                      <wp:wrapNone/>
-                      <wp:docPr id="7" name="组合 7"/>
-                      <wp:cNvGraphicFramePr/>
-                      <a:graphic xmlns:a="http://schemas.openxmlformats.org/drawingml/2006/main">
-                        <a:graphicData uri="http://schemas.microsoft.com/office/word/2010/wordprocessingGroup">
-                          <wpg:wgp>
-                            <wpg:cNvGrpSpPr/>
-                            <wpg:grpSpPr>
-                              <a:xfrm>
-                                <a:off x="0" y="0"/>
-                                <a:ext cx="3058160" cy="1442720"/>
-                                <a:chOff x="19211" y="18842"/>
-                                <a:chExt cx="4816" cy="2272"/>
-                              </a:xfrm>
-                            </wpg:grpSpPr>
-                            <wpg:grpSp>
-                              <wpg:cNvPr id="8" name="组合 6"/>
-                              <wpg:cNvGrpSpPr/>
-                              <wpg:grpSpPr>
-                                <a:xfrm>
-                                  <a:off x="19211" y="18842"/>
-                                  <a:ext cx="4816" cy="2273"/>
-                                  <a:chOff x="19199" y="18902"/>
-                                  <a:chExt cx="4816" cy="2273"/>
-                                </a:xfrm>
-                              </wpg:grpSpPr>
-                              <pic:pic xmlns:pic="http://schemas.openxmlformats.org/drawingml/2006/picture">
-                                <pic:nvPicPr>
-                                  <pic:cNvPr id="16" name="图片 6" descr="蔡冬雪"/>
-                                  <pic:cNvPicPr>
-                                    <a:picLocks noChangeAspect="1"/>
-                                  </pic:cNvPicPr>
-                                </pic:nvPicPr>
-                                <pic:blipFill>
-                                  <a:blip r:embed="rId11">
-                                    <a:clrChange>
-                                      <a:clrFrom>
-                                        <a:srgbClr val="FFFFFF">
-                                          <a:alpha val="100000"/>
-                                        </a:srgbClr>
-                                      </a:clrFrom>
-                                      <a:clrTo>
-                                        <a:srgbClr val="FFFFFF">
-                                          <a:alpha val="100000"/>
-                                          <a:alpha val="0"/>
-                                        </a:srgbClr>
-                                      </a:clrTo>
-                                    </a:clrChange>
-                                  </a:blip>
-                                  <a:srcRect l="18656" t="33322" r="18897" b="26699"/>
-                                  <a:stretch>
-                                    <a:fillRect/>
-                                  </a:stretch>
-                                </pic:blipFill>
-                                <pic:spPr>
-                                  <a:xfrm>
-                                    <a:off x="19199" y="19551"/>
-                                    <a:ext cx="1261" cy="566"/>
-                                  </a:xfrm>
-                                  <a:prstGeom prst="rect">
-                                    <a:avLst/>
-                                  </a:prstGeom>
-                                </pic:spPr>
-                              </pic:pic>
-                              <pic:pic xmlns:pic="http://schemas.openxmlformats.org/drawingml/2006/picture">
-                                <pic:nvPicPr>
-                                  <pic:cNvPr id="21" name="图片 25"/>
-                                  <pic:cNvPicPr>
-                                    <a:picLocks noChangeAspect="1" noChangeArrowheads="1"/>
-                                  </pic:cNvPicPr>
-                                </pic:nvPicPr>
-                                <pic:blipFill>
-                                  <a:blip r:embed="rId12">
-                                    <a:extLst>
-                                      <a:ext uri="{28A0092B-C50C-407E-A947-70E740481C1C}">
-                                        <a14:useLocalDpi xmlns:a14="http://schemas.microsoft.com/office/drawing/2010/main" val="0"/>
-                                      </a:ext>
-                                    </a:extLst>
-                                  </a:blip>
-                                  <a:srcRect/>
-                                  <a:stretch>
-                                    <a:fillRect/>
-                                  </a:stretch>
-                                </pic:blipFill>
-                                <pic:spPr>
-                                  <a:xfrm>
-                                    <a:off x="21742" y="18902"/>
-                                    <a:ext cx="2273" cy="2273"/>
-                                  </a:xfrm>
-                                  <a:prstGeom prst="rect">
-                                    <a:avLst/>
-                                  </a:prstGeom>
-                                  <a:noFill/>
-                                  <a:ln>
-                                    <a:noFill/>
-                                  </a:ln>
-                                </pic:spPr>
-                              </pic:pic>
-                            </wpg:grpSp>
-                            <pic:pic xmlns:pic="http://schemas.openxmlformats.org/drawingml/2006/picture">
-                              <pic:nvPicPr>
-                                <pic:cNvPr id="12" name="图片 4" descr="王建丽"/>
-                                <pic:cNvPicPr>
-                                  <a:picLocks noChangeAspect="1"/>
-                                </pic:cNvPicPr>
-                              </pic:nvPicPr>
-                              <pic:blipFill>
-                                <a:blip r:embed="rId13">
-                                  <a:clrChange>
-                                    <a:clrFrom>
-                                      <a:srgbClr val="FFFFFF">
-                                        <a:alpha val="100000"/>
-                                      </a:srgbClr>
-                                    </a:clrFrom>
-                                    <a:clrTo>
-                                      <a:srgbClr val="FFFFFF">
-                                        <a:alpha val="100000"/>
-                                        <a:alpha val="0"/>
-                                      </a:srgbClr>
-                                    </a:clrTo>
-                                  </a:clrChange>
-                                </a:blip>
-                                <a:stretch>
-                                  <a:fillRect/>
-                                </a:stretch>
-                              </pic:blipFill>
-                              <pic:spPr>
-                                <a:xfrm>
-                                  <a:off x="22261" y="19395"/>
-                                  <a:ext cx="1258" cy="713"/>
-                                </a:xfrm>
-                                <a:prstGeom prst="rect">
-                                  <a:avLst/>
-                                </a:prstGeom>
-                              </pic:spPr>
-                            </pic:pic>
-                          </wpg:wgp>
-                        </a:graphicData>
-                      </a:graphic>
-                    </wp:anchor>
-                  </w:drawing>
-                </mc:Choice>
-                <mc:Fallback>
-                  <w:pict>
-                    <v:group id="_x0000_s1026" o:spid="_x0000_s1026" o:spt="203" style="position:absolute;left:0pt;margin-left:0.6pt;margin-top:-37.8pt;height:113.6pt;width:240.8pt;z-index:251663360;mso-width-relative:page;mso-height-relative:page;" coordorigin="19211,18842" coordsize="4816,2272" o:gfxdata="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">
-                      <o:lock v:ext="edit" aspectratio="f"/>
-                      <v:group id="组合 6" o:spid="_x0000_s1026" o:spt="203" style="position:absolute;left:19211;top:18842;height:2273;width:4816;" coordorigin="19199,18902" coordsize="4816,2273" o:gfxdata="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">
-                        <o:lock v:ext="edit" aspectratio="f"/>
-                        <v:shape id="图片 6" o:spid="_x0000_s1026" o:spt="75" alt="蔡冬雪" type="#_x0000_t75" style="position:absolute;left:19199;top:19551;height:566;width:1261;" filled="f" o:preferrelative="t" stroked="f" coordsize="21600,21600" o:gfxdata="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">
-                          <v:fill on="f" focussize="0,0"/>
-                          <v:stroke on="f"/>
-                          <v:imagedata r:id="rId11" cropleft="12226f" croptop="21838f" cropright="12384f" cropbottom="17497f" chromakey="#FFFFFF" o:title=""/>
-                          <o:lock v:ext="edit" aspectratio="t"/>
-                        </v:shape>
-                        <v:shape id="图片 25" o:spid="_x0000_s1026" o:spt="75" type="#_x0000_t75" style="position:absolute;left:21742;top:18902;height:2273;width:2273;" filled="f" o:preferrelative="t" stroked="f" coordsize="21600,21600" o:gfxdata="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">
-                          <v:fill on="f" focussize="0,0"/>
-                          <v:stroke on="f"/>
-                          <v:imagedata r:id="rId12" o:title=""/>
-                          <o:lock v:ext="edit" aspectratio="t"/>
-                        </v:shape>
-                      </v:group>
-                      <v:shape id="图片 4" o:spid="_x0000_s1026" o:spt="75" alt="王建丽" type="#_x0000_t75" style="position:absolute;left:22261;top:19395;height:713;width:1258;" filled="f" o:preferrelative="t" stroked="f" coordsize="21600,21600" o:gfxdata="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">
-                        <v:fill on="f" focussize="0,0"/>
-                        <v:stroke on="f"/>
-                        <v:imagedata r:id="rId13" chromakey="#FFFFFF" o:title=""/>
-                        <o:lock v:ext="edit" aspectratio="t"/>
-                      </v:shape>
-                    </v:group>
-                  </w:pict>
-                </mc:Fallback>
-              </mc:AlternateContent>
+                <w:rFonts w:hint="eastAsia" w:ascii="Times New Roman" w:hAnsi="Times New Roman" w:cs="Times New Roman"/>
+                <w:b/>
+                <w:sz w:val="24"/>
+                <w:szCs w:val="24"/>
+              </w:rPr>
+              <w:t>{{"ty_guangzhou1"|sign(62,34)}}</w:t>
             </w:r>
           </w:p>
         </w:tc>
@@ -4980,6 +5248,76 @@
                 <w:szCs w:val="24"/>
               </w:rPr>
             </w:pPr>
+            <w:r>
+              <w:rPr>
+                <w:rFonts w:hint="eastAsia" w:ascii="Times New Roman" w:hAnsi="Times New Roman" w:cs="Times New Roman"/>
+                <w:b/>
+                <w:sz w:val="24"/>
+                <w:szCs w:val="24"/>
+              </w:rPr>
+              <w:t>{{"ty_guangzhou2"|sign(59,34)}}</w:t>
+            </w:r>
+            <w:r>
+              <w:rPr>
+                <w:sz w:val="24"/>
+              </w:rPr>
+              <w:drawing>
+                <wp:anchor distT="0" distB="0" distL="114300" distR="114300" simplePos="0" relativeHeight="251664384" behindDoc="0" locked="0" layoutInCell="1" allowOverlap="1">
+                  <wp:simplePos x="0" y="0"/>
+                  <wp:positionH relativeFrom="column">
+                    <wp:posOffset>-375285</wp:posOffset>
+                  </wp:positionH>
+                  <wp:positionV relativeFrom="paragraph">
+                    <wp:posOffset>-391795</wp:posOffset>
+                  </wp:positionV>
+                  <wp:extent cx="1443355" cy="1443355"/>
+                  <wp:effectExtent l="0" t="0" r="4445" b="4445"/>
+                  <wp:wrapNone/>
+                  <wp:docPr id="1" name="图片 25"/>
+                  <wp:cNvGraphicFramePr>
+                    <a:graphicFrameLocks xmlns:a="http://schemas.openxmlformats.org/drawingml/2006/main" noChangeAspect="1"/>
+                  </wp:cNvGraphicFramePr>
+                  <a:graphic xmlns:a="http://schemas.openxmlformats.org/drawingml/2006/main">
+                    <a:graphicData uri="http://schemas.openxmlformats.org/drawingml/2006/picture">
+                      <pic:pic xmlns:pic="http://schemas.openxmlformats.org/drawingml/2006/picture">
+                        <pic:nvPicPr>
+                          <pic:cNvPr id="1" name="图片 25"/>
+                          <pic:cNvPicPr>
+                            <a:picLocks noChangeAspect="1" noChangeArrowheads="1"/>
+                          </pic:cNvPicPr>
+                        </pic:nvPicPr>
+                        <pic:blipFill>
+                          <a:blip r:embed="rId11">
+                            <a:extLst>
+                              <a:ext uri="{28A0092B-C50C-407E-A947-70E740481C1C}">
+                                <a14:useLocalDpi xmlns:a14="http://schemas.microsoft.com/office/drawing/2010/main" val="0"/>
+                              </a:ext>
+                            </a:extLst>
+                          </a:blip>
+                          <a:srcRect/>
+                          <a:stretch>
+                            <a:fillRect/>
+                          </a:stretch>
+                        </pic:blipFill>
+                        <pic:spPr>
+                          <a:xfrm>
+                            <a:off x="0" y="0"/>
+                            <a:ext cx="1443355" cy="1443355"/>
+                          </a:xfrm>
+                          <a:prstGeom prst="rect">
+                            <a:avLst/>
+                          </a:prstGeom>
+                          <a:noFill/>
+                          <a:ln>
+                            <a:noFill/>
+                          </a:ln>
+                        </pic:spPr>
+                      </pic:pic>
+                    </a:graphicData>
+                  </a:graphic>
+                </wp:anchor>
+              </w:drawing>
+            </w:r>
           </w:p>
         </w:tc>
       </w:tr>
@@ -5153,577 +5491,6 @@
     <w:p>
       <w:pPr>
         <w:rPr>
-          <w:rFonts w:ascii="Times New Roman" w:hAnsi="Times New Roman" w:eastAsia="微软雅黑" w:cs="Times New Roman"/>
-          <w:sz w:val="24"/>
-          <w:szCs w:val="24"/>
-          <w:lang w:eastAsia="zh-CN"/>
-        </w:rPr>
-      </w:pPr>
-      <w:r>
-        <w:rPr>
-          <w:rFonts w:hint="eastAsia" w:ascii="Times New Roman" w:hAnsi="Times New Roman" w:eastAsia="微软雅黑" w:cs="Times New Roman"/>
-          <w:sz w:val="24"/>
-          <w:szCs w:val="24"/>
-          <w:lang w:eastAsia="zh-CN"/>
-        </w:rPr>
-        <w:t xml:space="preserve">{% endif %}{% if testedby == </w:t>
-      </w:r>
-      <w:r>
-        <w:rPr>
-          <w:rFonts w:ascii="Times New Roman" w:hAnsi="Times New Roman" w:eastAsia="微软雅黑" w:cs="Times New Roman"/>
-          <w:sz w:val="24"/>
-          <w:szCs w:val="24"/>
-          <w:lang w:eastAsia="zh-CN"/>
-        </w:rPr>
-        <w:t>“</w:t>
-      </w:r>
-      <w:r>
-        <w:rPr>
-          <w:rFonts w:hint="eastAsia" w:ascii="Times New Roman" w:hAnsi="Times New Roman" w:eastAsia="微软雅黑" w:cs="Times New Roman"/>
-          <w:sz w:val="24"/>
-          <w:szCs w:val="24"/>
-          <w:lang w:eastAsia="zh-CN"/>
-        </w:rPr>
-        <w:t>2</w:t>
-      </w:r>
-      <w:r>
-        <w:rPr>
-          <w:rFonts w:ascii="Times New Roman" w:hAnsi="Times New Roman" w:eastAsia="微软雅黑" w:cs="Times New Roman"/>
-          <w:sz w:val="24"/>
-          <w:szCs w:val="24"/>
-          <w:lang w:eastAsia="zh-CN"/>
-        </w:rPr>
-        <w:t>”</w:t>
-      </w:r>
-      <w:r>
-        <w:rPr>
-          <w:rFonts w:hint="eastAsia" w:ascii="Times New Roman" w:hAnsi="Times New Roman" w:eastAsia="微软雅黑" w:cs="Times New Roman"/>
-          <w:sz w:val="24"/>
-          <w:szCs w:val="24"/>
-          <w:lang w:eastAsia="zh-CN"/>
-        </w:rPr>
-        <w:t xml:space="preserve"> %}</w:t>
-      </w:r>
-    </w:p>
-    <w:p>
-      <w:pPr>
-        <w:rPr>
-          <w:rFonts w:hint="default"/>
-          <w:sz w:val="24"/>
-          <w:lang w:val="en-US" w:eastAsia="zh-CN"/>
-        </w:rPr>
-      </w:pPr>
-    </w:p>
-    <w:p>
-      <w:pPr>
-        <w:rPr>
-          <w:sz w:val="24"/>
-          <w:lang w:eastAsia="zh-CN"/>
-        </w:rPr>
-      </w:pPr>
-    </w:p>
-    <w:tbl>
-      <w:tblPr>
-        <w:tblStyle w:val="33"/>
-        <w:tblW w:w="6772" w:type="dxa"/>
-        <w:jc w:val="right"/>
-        <w:tblLayout w:type="fixed"/>
-        <w:tblCellMar>
-          <w:top w:w="0" w:type="dxa"/>
-          <w:left w:w="0" w:type="dxa"/>
-          <w:bottom w:w="0" w:type="dxa"/>
-          <w:right w:w="0" w:type="dxa"/>
-        </w:tblCellMar>
-      </w:tblPr>
-      <w:tblGrid>
-        <w:gridCol w:w="1272"/>
-        <w:gridCol w:w="2040"/>
-        <w:gridCol w:w="1166"/>
-        <w:gridCol w:w="2294"/>
-      </w:tblGrid>
-      <w:tr>
-        <w:tblPrEx>
-          <w:tblCellMar>
-            <w:top w:w="0" w:type="dxa"/>
-            <w:left w:w="0" w:type="dxa"/>
-            <w:bottom w:w="0" w:type="dxa"/>
-            <w:right w:w="0" w:type="dxa"/>
-          </w:tblCellMar>
-        </w:tblPrEx>
-        <w:trPr>
-          <w:trHeight w:val="441" w:hRule="exact"/>
-          <w:jc w:val="right"/>
-        </w:trPr>
-        <w:tc>
-          <w:tcPr>
-            <w:tcW w:w="1272" w:type="dxa"/>
-            <w:vAlign w:val="center"/>
-          </w:tcPr>
-          <w:p>
-            <w:pPr>
-              <w:pStyle w:val="22"/>
-              <w:spacing w:before="13"/>
-              <w:ind w:left="13" w:right="95"/>
-              <w:jc w:val="both"/>
-              <w:rPr>
-                <w:rFonts w:ascii="Times New Roman" w:hAnsi="Times New Roman" w:cs="Times New Roman"/>
-                <w:b/>
-                <w:sz w:val="24"/>
-                <w:szCs w:val="24"/>
-              </w:rPr>
-            </w:pPr>
-            <w:r>
-              <w:rPr>
-                <w:rFonts w:ascii="Times New Roman" w:hAnsi="Times New Roman" w:cs="Times New Roman"/>
-                <w:b/>
-                <w:sz w:val="24"/>
-                <w:szCs w:val="24"/>
-              </w:rPr>
-              <w:t>检测人：</w:t>
-            </w:r>
-          </w:p>
-        </w:tc>
-        <w:tc>
-          <w:tcPr>
-            <w:tcW w:w="2040" w:type="dxa"/>
-            <w:vAlign w:val="center"/>
-          </w:tcPr>
-          <w:p>
-            <w:pPr>
-              <w:pStyle w:val="22"/>
-              <w:spacing w:before="13"/>
-              <w:jc w:val="both"/>
-              <w:rPr>
-                <w:rFonts w:ascii="Times New Roman" w:hAnsi="Times New Roman" w:cs="Times New Roman"/>
-                <w:b/>
-                <w:sz w:val="24"/>
-                <w:szCs w:val="24"/>
-              </w:rPr>
-            </w:pPr>
-            <w:r>
-              <w:rPr>
-                <w:sz w:val="22"/>
-              </w:rPr>
-              <mc:AlternateContent>
-                <mc:Choice Requires="wpg">
-                  <w:drawing>
-                    <wp:anchor distT="0" distB="0" distL="114300" distR="114300" simplePos="0" relativeHeight="251664384" behindDoc="0" locked="0" layoutInCell="1" allowOverlap="1">
-                      <wp:simplePos x="0" y="0"/>
-                      <wp:positionH relativeFrom="column">
-                        <wp:posOffset>0</wp:posOffset>
-                      </wp:positionH>
-                      <wp:positionV relativeFrom="paragraph">
-                        <wp:posOffset>-370840</wp:posOffset>
-                      </wp:positionV>
-                      <wp:extent cx="3134360" cy="1443355"/>
-                      <wp:effectExtent l="0" t="0" r="5080" b="4445"/>
-                      <wp:wrapNone/>
-                      <wp:docPr id="14" name="组合 14"/>
-                      <wp:cNvGraphicFramePr/>
-                      <a:graphic xmlns:a="http://schemas.openxmlformats.org/drawingml/2006/main">
-                        <a:graphicData uri="http://schemas.microsoft.com/office/word/2010/wordprocessingGroup">
-                          <wpg:wgp>
-                            <wpg:cNvGrpSpPr/>
-                            <wpg:grpSpPr>
-                              <a:xfrm>
-                                <a:off x="0" y="0"/>
-                                <a:ext cx="3134360" cy="1443355"/>
-                                <a:chOff x="19199" y="20810"/>
-                                <a:chExt cx="4936" cy="2273"/>
-                              </a:xfrm>
-                            </wpg:grpSpPr>
-                            <wpg:grpSp>
-                              <wpg:cNvPr id="15" name="组合 23"/>
-                              <wpg:cNvGrpSpPr/>
-                              <wpg:grpSpPr>
-                                <a:xfrm>
-                                  <a:off x="19199" y="20810"/>
-                                  <a:ext cx="4936" cy="2273"/>
-                                  <a:chOff x="19199" y="20810"/>
-                                  <a:chExt cx="4936" cy="2273"/>
-                                </a:xfrm>
-                              </wpg:grpSpPr>
-                              <pic:pic xmlns:pic="http://schemas.openxmlformats.org/drawingml/2006/picture">
-                                <pic:nvPicPr>
-                                  <pic:cNvPr id="17" name="图片 1"/>
-                                  <pic:cNvPicPr>
-                                    <a:picLocks noChangeAspect="1"/>
-                                  </pic:cNvPicPr>
-                                </pic:nvPicPr>
-                                <pic:blipFill>
-                                  <a:blip r:embed="rId14">
-                                    <a:clrChange>
-                                      <a:clrFrom>
-                                        <a:srgbClr val="FFFFFF">
-                                          <a:alpha val="100000"/>
-                                        </a:srgbClr>
-                                      </a:clrFrom>
-                                      <a:clrTo>
-                                        <a:srgbClr val="FFFFFF">
-                                          <a:alpha val="100000"/>
-                                          <a:alpha val="0"/>
-                                        </a:srgbClr>
-                                      </a:clrTo>
-                                    </a:clrChange>
-                                  </a:blip>
-                                  <a:srcRect l="10922" t="11667"/>
-                                  <a:stretch>
-                                    <a:fillRect/>
-                                  </a:stretch>
-                                </pic:blipFill>
-                                <pic:spPr>
-                                  <a:xfrm>
-                                    <a:off x="19199" y="21203"/>
-                                    <a:ext cx="1672" cy="901"/>
-                                  </a:xfrm>
-                                  <a:prstGeom prst="rect">
-                                    <a:avLst/>
-                                  </a:prstGeom>
-                                  <a:noFill/>
-                                  <a:ln>
-                                    <a:noFill/>
-                                  </a:ln>
-                                </pic:spPr>
-                              </pic:pic>
-                              <pic:pic xmlns:pic="http://schemas.openxmlformats.org/drawingml/2006/picture">
-                                <pic:nvPicPr>
-                                  <pic:cNvPr id="18" name="图片 25"/>
-                                  <pic:cNvPicPr>
-                                    <a:picLocks noChangeAspect="1" noChangeArrowheads="1"/>
-                                  </pic:cNvPicPr>
-                                </pic:nvPicPr>
-                                <pic:blipFill>
-                                  <a:blip r:embed="rId12">
-                                    <a:extLst>
-                                      <a:ext uri="{28A0092B-C50C-407E-A947-70E740481C1C}">
-                                        <a14:useLocalDpi xmlns:a14="http://schemas.microsoft.com/office/drawing/2010/main" val="0"/>
-                                      </a:ext>
-                                    </a:extLst>
-                                  </a:blip>
-                                  <a:srcRect/>
-                                  <a:stretch>
-                                    <a:fillRect/>
-                                  </a:stretch>
-                                </pic:blipFill>
-                                <pic:spPr>
-                                  <a:xfrm>
-                                    <a:off x="21862" y="20810"/>
-                                    <a:ext cx="2273" cy="2273"/>
-                                  </a:xfrm>
-                                  <a:prstGeom prst="rect">
-                                    <a:avLst/>
-                                  </a:prstGeom>
-                                  <a:noFill/>
-                                  <a:ln>
-                                    <a:noFill/>
-                                  </a:ln>
-                                </pic:spPr>
-                              </pic:pic>
-                            </wpg:grpSp>
-                            <pic:pic xmlns:pic="http://schemas.openxmlformats.org/drawingml/2006/picture">
-                              <pic:nvPicPr>
-                                <pic:cNvPr id="19" name="图片 11" descr="王建丽"/>
-                                <pic:cNvPicPr>
-                                  <a:picLocks noChangeAspect="1"/>
-                                </pic:cNvPicPr>
-                              </pic:nvPicPr>
-                              <pic:blipFill>
-                                <a:blip r:embed="rId13">
-                                  <a:clrChange>
-                                    <a:clrFrom>
-                                      <a:srgbClr val="FFFFFF">
-                                        <a:alpha val="100000"/>
-                                      </a:srgbClr>
-                                    </a:clrFrom>
-                                    <a:clrTo>
-                                      <a:srgbClr val="FFFFFF">
-                                        <a:alpha val="100000"/>
-                                        <a:alpha val="0"/>
-                                      </a:srgbClr>
-                                    </a:clrTo>
-                                  </a:clrChange>
-                                </a:blip>
-                                <a:stretch>
-                                  <a:fillRect/>
-                                </a:stretch>
-                              </pic:blipFill>
-                              <pic:spPr>
-                                <a:xfrm>
-                                  <a:off x="22321" y="21215"/>
-                                  <a:ext cx="1488" cy="842"/>
-                                </a:xfrm>
-                                <a:prstGeom prst="rect">
-                                  <a:avLst/>
-                                </a:prstGeom>
-                              </pic:spPr>
-                            </pic:pic>
-                          </wpg:wgp>
-                        </a:graphicData>
-                      </a:graphic>
-                    </wp:anchor>
-                  </w:drawing>
-                </mc:Choice>
-                <mc:Fallback>
-                  <w:pict>
-                    <v:group id="_x0000_s1026" o:spid="_x0000_s1026" o:spt="203" style="position:absolute;left:0pt;margin-left:0pt;margin-top:-29.2pt;height:113.65pt;width:246.8pt;z-index:251664384;mso-width-relative:page;mso-height-relative:page;" coordorigin="19199,20810" coordsize="4936,2273" o:gfxdata="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">
-                      <o:lock v:ext="edit" aspectratio="f"/>
-                      <v:group id="组合 23" o:spid="_x0000_s1026" o:spt="203" style="position:absolute;left:19199;top:20810;height:2273;width:4936;" coordorigin="19199,20810" coordsize="4936,2273" o:gfxdata="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">
-                        <o:lock v:ext="edit" aspectratio="f"/>
-                        <v:shape id="图片 1" o:spid="_x0000_s1026" o:spt="75" type="#_x0000_t75" style="position:absolute;left:19199;top:21203;height:901;width:1672;" filled="f" o:preferrelative="t" stroked="f" coordsize="21600,21600" o:gfxdata="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">
-                          <v:fill on="f" focussize="0,0"/>
-                          <v:stroke on="f"/>
-                          <v:imagedata r:id="rId14" cropleft="7158f" croptop="7646f" chromakey="#FFFFFF" o:title=""/>
-                          <o:lock v:ext="edit" aspectratio="t"/>
-                        </v:shape>
-                        <v:shape id="图片 25" o:spid="_x0000_s1026" o:spt="75" type="#_x0000_t75" style="position:absolute;left:21862;top:20810;height:2273;width:2273;" filled="f" o:preferrelative="t" stroked="f" coordsize="21600,21600" o:gfxdata="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">
-                          <v:fill on="f" focussize="0,0"/>
-                          <v:stroke on="f"/>
-                          <v:imagedata r:id="rId12" o:title=""/>
-                          <o:lock v:ext="edit" aspectratio="t"/>
-                        </v:shape>
-                      </v:group>
-                      <v:shape id="图片 11" o:spid="_x0000_s1026" o:spt="75" alt="王建丽" type="#_x0000_t75" style="position:absolute;left:22321;top:21215;height:842;width:1488;" filled="f" o:preferrelative="t" stroked="f" coordsize="21600,21600" o:gfxdata="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">
-                        <v:fill on="f" focussize="0,0"/>
-                        <v:stroke on="f"/>
-                        <v:imagedata r:id="rId13" chromakey="#FFFFFF" o:title=""/>
-                        <o:lock v:ext="edit" aspectratio="t"/>
-                      </v:shape>
-                    </v:group>
-                  </w:pict>
-                </mc:Fallback>
-              </mc:AlternateContent>
-            </w:r>
-          </w:p>
-        </w:tc>
-        <w:tc>
-          <w:tcPr>
-            <w:tcW w:w="1166" w:type="dxa"/>
-            <w:vAlign w:val="center"/>
-          </w:tcPr>
-          <w:p>
-            <w:pPr>
-              <w:pStyle w:val="22"/>
-              <w:spacing w:before="13"/>
-              <w:jc w:val="both"/>
-              <w:rPr>
-                <w:rFonts w:ascii="Times New Roman" w:hAnsi="Times New Roman" w:cs="Times New Roman"/>
-                <w:b/>
-                <w:sz w:val="24"/>
-                <w:szCs w:val="24"/>
-              </w:rPr>
-            </w:pPr>
-            <w:r>
-              <w:rPr>
-                <w:rFonts w:ascii="Times New Roman" w:hAnsi="Times New Roman" w:cs="Times New Roman"/>
-                <w:b/>
-                <w:sz w:val="24"/>
-                <w:szCs w:val="24"/>
-              </w:rPr>
-              <w:t>复核人</w:t>
-            </w:r>
-            <w:r>
-              <w:rPr>
-                <w:rFonts w:ascii="Times New Roman" w:hAnsi="Times New Roman" w:cs="Times New Roman"/>
-                <w:b/>
-                <w:sz w:val="24"/>
-                <w:szCs w:val="24"/>
-                <w:lang w:eastAsia="zh-CN"/>
-              </w:rPr>
-              <w:t>：</w:t>
-            </w:r>
-          </w:p>
-        </w:tc>
-        <w:tc>
-          <w:tcPr>
-            <w:tcW w:w="2294" w:type="dxa"/>
-            <w:vAlign w:val="center"/>
-          </w:tcPr>
-          <w:p>
-            <w:pPr>
-              <w:pStyle w:val="22"/>
-              <w:spacing w:before="13"/>
-              <w:ind w:right="15"/>
-              <w:jc w:val="both"/>
-              <w:rPr>
-                <w:rFonts w:ascii="Times New Roman" w:hAnsi="Times New Roman" w:cs="Times New Roman"/>
-                <w:b/>
-                <w:sz w:val="24"/>
-                <w:szCs w:val="24"/>
-              </w:rPr>
-            </w:pPr>
-          </w:p>
-        </w:tc>
-      </w:tr>
-      <w:tr>
-        <w:tblPrEx>
-          <w:tblCellMar>
-            <w:top w:w="0" w:type="dxa"/>
-            <w:left w:w="0" w:type="dxa"/>
-            <w:bottom w:w="0" w:type="dxa"/>
-            <w:right w:w="0" w:type="dxa"/>
-          </w:tblCellMar>
-        </w:tblPrEx>
-        <w:trPr>
-          <w:trHeight w:val="457" w:hRule="exact"/>
-          <w:jc w:val="right"/>
-        </w:trPr>
-        <w:tc>
-          <w:tcPr>
-            <w:tcW w:w="1272" w:type="dxa"/>
-            <w:vAlign w:val="center"/>
-          </w:tcPr>
-          <w:p>
-            <w:pPr>
-              <w:pStyle w:val="22"/>
-              <w:spacing w:line="341" w:lineRule="exact"/>
-              <w:ind w:left="13" w:right="165"/>
-              <w:jc w:val="both"/>
-              <w:rPr>
-                <w:rFonts w:ascii="Times New Roman" w:hAnsi="Times New Roman" w:cs="Times New Roman"/>
-                <w:b/>
-                <w:sz w:val="24"/>
-                <w:szCs w:val="24"/>
-              </w:rPr>
-            </w:pPr>
-            <w:r>
-              <w:rPr>
-                <w:rFonts w:ascii="Times New Roman" w:hAnsi="Times New Roman" w:cs="Times New Roman"/>
-                <w:b/>
-                <w:sz w:val="24"/>
-                <w:szCs w:val="24"/>
-              </w:rPr>
-              <w:t>日</w:t>
-            </w:r>
-            <w:r>
-              <w:rPr>
-                <w:rFonts w:ascii="Times New Roman" w:hAnsi="Times New Roman" w:cs="Times New Roman"/>
-                <w:b/>
-                <w:sz w:val="24"/>
-                <w:szCs w:val="24"/>
-                <w:lang w:eastAsia="zh-CN"/>
-              </w:rPr>
-              <w:t xml:space="preserve">  </w:t>
-            </w:r>
-            <w:r>
-              <w:rPr>
-                <w:rFonts w:ascii="Times New Roman" w:hAnsi="Times New Roman" w:cs="Times New Roman"/>
-                <w:b/>
-                <w:sz w:val="24"/>
-                <w:szCs w:val="24"/>
-              </w:rPr>
-              <w:t>期：</w:t>
-            </w:r>
-          </w:p>
-        </w:tc>
-        <w:tc>
-          <w:tcPr>
-            <w:tcW w:w="2040" w:type="dxa"/>
-            <w:vAlign w:val="center"/>
-          </w:tcPr>
-          <w:p>
-            <w:pPr>
-              <w:pStyle w:val="22"/>
-              <w:spacing w:line="363" w:lineRule="exact"/>
-              <w:jc w:val="both"/>
-              <w:rPr>
-                <w:rFonts w:ascii="Times New Roman" w:hAnsi="Times New Roman" w:cs="Times New Roman"/>
-                <w:sz w:val="24"/>
-                <w:szCs w:val="24"/>
-              </w:rPr>
-            </w:pPr>
-            <w:r>
-              <w:rPr>
-                <w:rFonts w:ascii="Times New Roman" w:hAnsi="Times New Roman" w:cs="Times New Roman"/>
-                <w:kern w:val="2"/>
-                <w:sz w:val="24"/>
-                <w:szCs w:val="24"/>
-                <w:lang w:eastAsia="zh-CN"/>
-              </w:rPr>
-              <w:t>{{ reportdate }}</w:t>
-            </w:r>
-          </w:p>
-        </w:tc>
-        <w:tc>
-          <w:tcPr>
-            <w:tcW w:w="1166" w:type="dxa"/>
-            <w:vAlign w:val="center"/>
-          </w:tcPr>
-          <w:p>
-            <w:pPr>
-              <w:pStyle w:val="22"/>
-              <w:spacing w:line="341" w:lineRule="exact"/>
-              <w:jc w:val="both"/>
-              <w:rPr>
-                <w:rFonts w:ascii="Times New Roman" w:hAnsi="Times New Roman" w:cs="Times New Roman"/>
-                <w:b/>
-                <w:sz w:val="24"/>
-                <w:szCs w:val="24"/>
-              </w:rPr>
-            </w:pPr>
-            <w:r>
-              <w:rPr>
-                <w:rFonts w:ascii="Times New Roman" w:hAnsi="Times New Roman" w:cs="Times New Roman"/>
-                <w:b/>
-                <w:sz w:val="24"/>
-                <w:szCs w:val="24"/>
-              </w:rPr>
-              <w:t>日</w:t>
-            </w:r>
-            <w:r>
-              <w:rPr>
-                <w:rFonts w:ascii="Times New Roman" w:hAnsi="Times New Roman" w:cs="Times New Roman"/>
-                <w:b/>
-                <w:sz w:val="24"/>
-                <w:szCs w:val="24"/>
-                <w:lang w:eastAsia="zh-CN"/>
-              </w:rPr>
-              <w:t xml:space="preserve">  </w:t>
-            </w:r>
-            <w:r>
-              <w:rPr>
-                <w:rFonts w:ascii="Times New Roman" w:hAnsi="Times New Roman" w:cs="Times New Roman"/>
-                <w:b/>
-                <w:sz w:val="24"/>
-                <w:szCs w:val="24"/>
-              </w:rPr>
-              <w:t>期：</w:t>
-            </w:r>
-          </w:p>
-        </w:tc>
-        <w:tc>
-          <w:tcPr>
-            <w:tcW w:w="2294" w:type="dxa"/>
-            <w:vAlign w:val="center"/>
-          </w:tcPr>
-          <w:p>
-            <w:pPr>
-              <w:pStyle w:val="22"/>
-              <w:spacing w:line="363" w:lineRule="exact"/>
-              <w:ind w:right="15"/>
-              <w:jc w:val="both"/>
-              <w:rPr>
-                <w:rFonts w:ascii="Times New Roman" w:hAnsi="Times New Roman" w:cs="Times New Roman"/>
-                <w:sz w:val="24"/>
-                <w:szCs w:val="24"/>
-              </w:rPr>
-            </w:pPr>
-            <w:r>
-              <w:rPr>
-                <w:rFonts w:ascii="Times New Roman" w:hAnsi="Times New Roman" w:cs="Times New Roman"/>
-                <w:kern w:val="2"/>
-                <w:sz w:val="24"/>
-                <w:szCs w:val="24"/>
-                <w:lang w:eastAsia="zh-CN"/>
-              </w:rPr>
-              <w:t>{{ reportdate }}</w:t>
-            </w:r>
-          </w:p>
-        </w:tc>
-      </w:tr>
-    </w:tbl>
-    <w:p>
-      <w:pPr>
-        <w:rPr>
           <w:rFonts w:ascii="Times New Roman" w:hAnsi="Times New Roman" w:eastAsia="微软雅黑" w:cs="黑体"/>
           <w:b/>
           <w:bCs/>
@@ -5768,9 +5535,9 @@
           <w:lang w:eastAsia="zh-CN"/>
         </w:rPr>
       </w:pPr>
-      <w:bookmarkStart w:id="47" w:name="_Toc149832729"/>
-      <w:bookmarkStart w:id="48" w:name="_Toc31425"/>
-      <w:bookmarkStart w:id="49" w:name="_Toc20596"/>
+      <w:bookmarkStart w:id="47" w:name="_Toc31425"/>
+      <w:bookmarkStart w:id="48" w:name="_Toc20596"/>
+      <w:bookmarkStart w:id="49" w:name="_Toc149832729"/>
       <w:bookmarkStart w:id="50" w:name="_Toc25466"/>
       <w:r>
         <w:rPr>
@@ -5963,8 +5730,7 @@
       </w:tblPr>
       <w:tblGrid>
         <w:gridCol w:w="2004"/>
-        <w:gridCol w:w="1859"/>
-        <w:gridCol w:w="3953"/>
+        <w:gridCol w:w="5812"/>
         <w:gridCol w:w="2043"/>
       </w:tblGrid>
       <w:tr>
@@ -5989,7 +5755,7 @@
         </w:trPr>
         <w:tc>
           <w:tcPr>
-            <w:tcW w:w="2017" w:type="dxa"/>
+            <w:tcW w:w="2004" w:type="dxa"/>
             <w:tcBorders>
               <w:top w:val="nil"/>
               <w:bottom w:val="nil"/>
@@ -6028,7 +5794,7 @@
         </w:tc>
         <w:tc>
           <w:tcPr>
-            <w:tcW w:w="1871" w:type="dxa"/>
+            <w:tcW w:w="5812" w:type="dxa"/>
             <w:tcBorders>
               <w:top w:val="nil"/>
               <w:left w:val="single" w:color="FFFFFF" w:sz="18" w:space="0"/>
@@ -6062,53 +5828,13 @@
                 <w:szCs w:val="21"/>
                 <w:lang w:eastAsia="zh-CN" w:bidi="ar"/>
               </w:rPr>
-              <w:t>变异类型</w:t>
-            </w:r>
-          </w:p>
-        </w:tc>
-        <w:tc>
-          <w:tcPr>
-            <w:tcW w:w="3981" w:type="dxa"/>
-            <w:tcBorders>
-              <w:top w:val="nil"/>
-              <w:left w:val="single" w:color="FFFFFF" w:sz="18" w:space="0"/>
-              <w:bottom w:val="nil"/>
-              <w:right w:val="single" w:color="FFFFFF" w:sz="18" w:space="0"/>
-            </w:tcBorders>
-            <w:shd w:val="clear" w:color="auto" w:fill="61BB41"/>
-            <w:vAlign w:val="center"/>
-          </w:tcPr>
-          <w:p>
-            <w:pPr>
-              <w:widowControl/>
-              <w:jc w:val="center"/>
-              <w:textAlignment w:val="center"/>
-              <w:rPr>
-                <w:rFonts w:ascii="微软雅黑" w:hAnsi="微软雅黑" w:eastAsia="微软雅黑" w:cs="微软雅黑"/>
-                <w:b/>
-                <w:bCs/>
-                <w:color w:val="FFFFFF"/>
-                <w:sz w:val="21"/>
-                <w:szCs w:val="21"/>
-              </w:rPr>
-            </w:pPr>
-            <w:r>
-              <w:rPr>
-                <w:rFonts w:hint="eastAsia" w:ascii="微软雅黑" w:hAnsi="微软雅黑" w:eastAsia="微软雅黑" w:cs="微软雅黑"/>
-                <w:b/>
-                <w:bCs/>
-                <w:color w:val="FFFFFF"/>
-                <w:sz w:val="21"/>
-                <w:szCs w:val="21"/>
-                <w:lang w:eastAsia="zh-CN" w:bidi="ar"/>
-              </w:rPr>
               <w:t>检测结果</w:t>
             </w:r>
           </w:p>
         </w:tc>
         <w:tc>
           <w:tcPr>
-            <w:tcW w:w="2056" w:type="dxa"/>
+            <w:tcW w:w="2043" w:type="dxa"/>
             <w:tcBorders>
               <w:top w:val="nil"/>
               <w:left w:val="single" w:color="FFFFFF" w:sz="18" w:space="0"/>
@@ -6168,8 +5894,8 @@
         </w:trPr>
         <w:tc>
           <w:tcPr>
-            <w:tcW w:w="9925" w:type="dxa"/>
-            <w:gridSpan w:val="4"/>
+            <w:tcW w:w="9859" w:type="dxa"/>
+            <w:gridSpan w:val="3"/>
             <w:tcBorders>
               <w:top w:val="nil"/>
               <w:bottom w:val="single" w:color="A4A4A4" w:sz="4" w:space="0"/>
@@ -6222,7 +5948,7 @@
         </w:trPr>
         <w:tc>
           <w:tcPr>
-            <w:tcW w:w="2017" w:type="dxa"/>
+            <w:tcW w:w="2004" w:type="dxa"/>
             <w:tcBorders>
               <w:top w:val="single" w:color="A4A4A4" w:sz="4" w:space="0"/>
             </w:tcBorders>
@@ -6253,7 +5979,7 @@
         </w:tc>
         <w:tc>
           <w:tcPr>
-            <w:tcW w:w="1871" w:type="dxa"/>
+            <w:tcW w:w="5812" w:type="dxa"/>
             <w:tcBorders>
               <w:top w:val="single" w:color="A4A4A4" w:sz="4" w:space="0"/>
             </w:tcBorders>
@@ -6263,36 +5989,6 @@
           </w:tcPr>
           <w:p>
             <w:pPr>
-              <w:jc w:val="center"/>
-              <w:rPr>
-                <w:rFonts w:ascii="微软雅黑" w:hAnsi="微软雅黑" w:eastAsia="微软雅黑" w:cs="微软雅黑"/>
-                <w:color w:val="000000"/>
-                <w:sz w:val="21"/>
-                <w:szCs w:val="21"/>
-              </w:rPr>
-            </w:pPr>
-            <w:r>
-              <w:rPr>
-                <w:rFonts w:hint="eastAsia" w:ascii="Times New Roman" w:hAnsi="Times New Roman" w:eastAsia="微软雅黑" w:cs="Times New Roman"/>
-                <w:sz w:val="21"/>
-                <w:szCs w:val="21"/>
-                <w:lang w:eastAsia="zh-CN"/>
-              </w:rPr>
-              <w:t>{{ it.info }}</w:t>
-            </w:r>
-          </w:p>
-        </w:tc>
-        <w:tc>
-          <w:tcPr>
-            <w:tcW w:w="3981" w:type="dxa"/>
-            <w:tcBorders>
-              <w:top w:val="single" w:color="A4A4A4" w:sz="4" w:space="0"/>
-            </w:tcBorders>
-            <w:shd w:val="clear" w:color="auto" w:fill="auto"/>
-            <w:vAlign w:val="center"/>
-          </w:tcPr>
-          <w:p>
-            <w:pPr>
               <w:widowControl/>
               <w:jc w:val="center"/>
               <w:textAlignment w:val="center"/>
@@ -6367,7 +6063,7 @@
         </w:tc>
         <w:tc>
           <w:tcPr>
-            <w:tcW w:w="2056" w:type="dxa"/>
+            <w:tcW w:w="2043" w:type="dxa"/>
             <w:tcBorders>
               <w:top w:val="single" w:color="A4A4A4" w:sz="4" w:space="0"/>
             </w:tcBorders>
@@ -6469,8 +6165,8 @@
         </w:trPr>
         <w:tc>
           <w:tcPr>
-            <w:tcW w:w="9925" w:type="dxa"/>
-            <w:gridSpan w:val="4"/>
+            <w:tcW w:w="9859" w:type="dxa"/>
+            <w:gridSpan w:val="3"/>
             <w:shd w:val="clear" w:color="auto" w:fill="auto"/>
             <w:noWrap/>
             <w:vAlign w:val="center"/>
@@ -6540,8 +6236,7 @@
       </w:tblPr>
       <w:tblGrid>
         <w:gridCol w:w="2004"/>
-        <w:gridCol w:w="1859"/>
-        <w:gridCol w:w="2656"/>
+        <w:gridCol w:w="4515"/>
         <w:gridCol w:w="3340"/>
       </w:tblGrid>
       <w:tr>
@@ -6566,7 +6261,7 @@
         </w:trPr>
         <w:tc>
           <w:tcPr>
-            <w:tcW w:w="2017" w:type="dxa"/>
+            <w:tcW w:w="2004" w:type="dxa"/>
             <w:tcBorders>
               <w:top w:val="nil"/>
               <w:bottom w:val="nil"/>
@@ -6605,7 +6300,7 @@
         </w:tc>
         <w:tc>
           <w:tcPr>
-            <w:tcW w:w="1871" w:type="dxa"/>
+            <w:tcW w:w="4515" w:type="dxa"/>
             <w:tcBorders>
               <w:top w:val="nil"/>
               <w:left w:val="single" w:color="FFFFFF" w:sz="18" w:space="0"/>
@@ -6639,53 +6334,13 @@
                 <w:szCs w:val="21"/>
                 <w:lang w:eastAsia="zh-CN" w:bidi="ar"/>
               </w:rPr>
-              <w:t>变异类型</w:t>
-            </w:r>
-          </w:p>
-        </w:tc>
-        <w:tc>
-          <w:tcPr>
-            <w:tcW w:w="2674" w:type="dxa"/>
-            <w:tcBorders>
-              <w:top w:val="nil"/>
-              <w:left w:val="single" w:color="FFFFFF" w:sz="18" w:space="0"/>
-              <w:bottom w:val="nil"/>
-              <w:right w:val="single" w:color="FFFFFF" w:sz="18" w:space="0"/>
-            </w:tcBorders>
-            <w:shd w:val="clear" w:color="auto" w:fill="61BB41"/>
-            <w:vAlign w:val="center"/>
-          </w:tcPr>
-          <w:p>
-            <w:pPr>
-              <w:widowControl/>
-              <w:jc w:val="center"/>
-              <w:textAlignment w:val="center"/>
-              <w:rPr>
-                <w:rFonts w:ascii="微软雅黑" w:hAnsi="微软雅黑" w:eastAsia="微软雅黑" w:cs="微软雅黑"/>
-                <w:b/>
-                <w:bCs/>
-                <w:color w:val="FFFFFF"/>
-                <w:sz w:val="21"/>
-                <w:szCs w:val="21"/>
-              </w:rPr>
-            </w:pPr>
-            <w:r>
-              <w:rPr>
-                <w:rFonts w:hint="eastAsia" w:ascii="微软雅黑" w:hAnsi="微软雅黑" w:eastAsia="微软雅黑" w:cs="微软雅黑"/>
-                <w:b/>
-                <w:bCs/>
-                <w:color w:val="FFFFFF"/>
-                <w:sz w:val="21"/>
-                <w:szCs w:val="21"/>
-                <w:lang w:eastAsia="zh-CN" w:bidi="ar"/>
-              </w:rPr>
               <w:t>检测结果</w:t>
             </w:r>
           </w:p>
         </w:tc>
         <w:tc>
           <w:tcPr>
-            <w:tcW w:w="3363" w:type="dxa"/>
+            <w:tcW w:w="3340" w:type="dxa"/>
             <w:tcBorders>
               <w:top w:val="nil"/>
               <w:left w:val="single" w:color="FFFFFF" w:sz="18" w:space="0"/>
@@ -6746,8 +6401,8 @@
         </w:trPr>
         <w:tc>
           <w:tcPr>
-            <w:tcW w:w="9925" w:type="dxa"/>
-            <w:gridSpan w:val="4"/>
+            <w:tcW w:w="9859" w:type="dxa"/>
+            <w:gridSpan w:val="3"/>
             <w:tcBorders>
               <w:top w:val="nil"/>
               <w:bottom w:val="single" w:color="A4A4A4" w:sz="4" w:space="0"/>
@@ -6800,7 +6455,7 @@
         </w:trPr>
         <w:tc>
           <w:tcPr>
-            <w:tcW w:w="2017" w:type="dxa"/>
+            <w:tcW w:w="2004" w:type="dxa"/>
             <w:tcBorders>
               <w:top w:val="single" w:color="A4A4A4" w:sz="4" w:space="0"/>
             </w:tcBorders>
@@ -6831,7 +6486,7 @@
         </w:tc>
         <w:tc>
           <w:tcPr>
-            <w:tcW w:w="1871" w:type="dxa"/>
+            <w:tcW w:w="4515" w:type="dxa"/>
             <w:tcBorders>
               <w:top w:val="single" w:color="A4A4A4" w:sz="4" w:space="0"/>
             </w:tcBorders>
@@ -6841,36 +6496,6 @@
           </w:tcPr>
           <w:p>
             <w:pPr>
-              <w:jc w:val="center"/>
-              <w:rPr>
-                <w:rFonts w:ascii="微软雅黑" w:hAnsi="微软雅黑" w:eastAsia="微软雅黑" w:cs="微软雅黑"/>
-                <w:color w:val="000000"/>
-                <w:sz w:val="21"/>
-                <w:szCs w:val="21"/>
-              </w:rPr>
-            </w:pPr>
-            <w:r>
-              <w:rPr>
-                <w:rFonts w:hint="eastAsia" w:ascii="Times New Roman" w:hAnsi="Times New Roman" w:eastAsia="微软雅黑" w:cs="Times New Roman"/>
-                <w:sz w:val="21"/>
-                <w:szCs w:val="21"/>
-                <w:lang w:eastAsia="zh-CN"/>
-              </w:rPr>
-              <w:t>{{ it.info }}</w:t>
-            </w:r>
-          </w:p>
-        </w:tc>
-        <w:tc>
-          <w:tcPr>
-            <w:tcW w:w="2674" w:type="dxa"/>
-            <w:tcBorders>
-              <w:top w:val="single" w:color="A4A4A4" w:sz="4" w:space="0"/>
-            </w:tcBorders>
-            <w:shd w:val="clear" w:color="auto" w:fill="auto"/>
-            <w:vAlign w:val="center"/>
-          </w:tcPr>
-          <w:p>
-            <w:pPr>
               <w:widowControl/>
               <w:jc w:val="center"/>
               <w:textAlignment w:val="center"/>
@@ -6945,7 +6570,7 @@
         </w:tc>
         <w:tc>
           <w:tcPr>
-            <w:tcW w:w="3363" w:type="dxa"/>
+            <w:tcW w:w="3340" w:type="dxa"/>
             <w:tcBorders>
               <w:top w:val="single" w:color="A4A4A4" w:sz="4" w:space="0"/>
             </w:tcBorders>
@@ -7047,8 +6672,8 @@
         </w:trPr>
         <w:tc>
           <w:tcPr>
-            <w:tcW w:w="9925" w:type="dxa"/>
-            <w:gridSpan w:val="4"/>
+            <w:tcW w:w="9859" w:type="dxa"/>
+            <w:gridSpan w:val="3"/>
             <w:shd w:val="clear" w:color="auto" w:fill="auto"/>
             <w:noWrap/>
             <w:vAlign w:val="center"/>
@@ -7412,43 +7037,6 @@
         <w:ind w:left="425" w:hanging="425"/>
         <w:textAlignment w:val="auto"/>
         <w:rPr>
-          <w:rFonts w:ascii="Times New Roman" w:hAnsi="Times New Roman" w:eastAsia="微软雅黑" w:cs="Times New Roman"/>
-          <w:sz w:val="18"/>
-          <w:lang w:eastAsia="zh-CN"/>
-        </w:rPr>
-      </w:pPr>
-      <w:r>
-        <w:rPr>
-          <w:rFonts w:hint="eastAsia" w:ascii="Times New Roman" w:hAnsi="Times New Roman" w:eastAsia="微软雅黑" w:cs="Times New Roman"/>
-          <w:sz w:val="18"/>
-          <w:lang w:eastAsia="zh-CN"/>
-        </w:rPr>
-        <w:t>以上基因的检测范围涵盖但不限于上表中列出的变异类型。</w:t>
-      </w:r>
-    </w:p>
-    <w:p>
-      <w:pPr>
-        <w:keepNext w:val="0"/>
-        <w:keepLines w:val="0"/>
-        <w:pageBreakBefore w:val="0"/>
-        <w:widowControl w:val="0"/>
-        <w:numPr>
-          <w:ilvl w:val="0"/>
-          <w:numId w:val="7"/>
-        </w:numPr>
-        <w:kinsoku/>
-        <w:wordWrap/>
-        <w:overflowPunct/>
-        <w:topLinePunct w:val="0"/>
-        <w:autoSpaceDE/>
-        <w:autoSpaceDN/>
-        <w:bidi w:val="0"/>
-        <w:adjustRightInd/>
-        <w:snapToGrid/>
-        <w:spacing w:line="216" w:lineRule="auto"/>
-        <w:ind w:left="425" w:hanging="425"/>
-        <w:textAlignment w:val="auto"/>
-        <w:rPr>
           <w:rFonts w:hint="eastAsia" w:ascii="Times New Roman" w:hAnsi="Times New Roman" w:eastAsia="微软雅黑" w:cs="Times New Roman"/>
           <w:sz w:val="18"/>
           <w:lang w:eastAsia="zh-CN"/>
@@ -7487,23 +7075,23 @@
           <w:szCs w:val="40"/>
         </w:rPr>
       </w:pPr>
-      <w:bookmarkStart w:id="51" w:name="_Toc20136_WPSOffice_Level1"/>
-      <w:bookmarkStart w:id="52" w:name="_Toc149832730"/>
-      <w:bookmarkStart w:id="53" w:name="_Toc25484"/>
-      <w:bookmarkStart w:id="54" w:name="_Toc149826005"/>
-      <w:bookmarkStart w:id="55" w:name="_Toc28710"/>
-      <w:bookmarkStart w:id="56" w:name="_Toc22132"/>
-      <w:bookmarkStart w:id="57" w:name="_Toc24235"/>
-      <w:bookmarkStart w:id="58" w:name="_Toc2781"/>
-      <w:bookmarkStart w:id="59" w:name="_Toc19898_WPSOffice_Level1"/>
-      <w:bookmarkStart w:id="60" w:name="_Toc4307"/>
-      <w:bookmarkStart w:id="61" w:name="_Toc25737"/>
-      <w:bookmarkStart w:id="62" w:name="_Toc7551_WPSOffice_Level2"/>
-      <w:bookmarkStart w:id="63" w:name="_Toc2974"/>
+      <w:bookmarkStart w:id="51" w:name="_Toc149832730"/>
+      <w:bookmarkStart w:id="52" w:name="_Toc28710"/>
+      <w:bookmarkStart w:id="53" w:name="_Toc149826005"/>
+      <w:bookmarkStart w:id="54" w:name="_Toc2781"/>
+      <w:bookmarkStart w:id="55" w:name="_Toc25484"/>
+      <w:bookmarkStart w:id="56" w:name="_Toc4307"/>
+      <w:bookmarkStart w:id="57" w:name="_Toc20136_WPSOffice_Level1"/>
+      <w:bookmarkStart w:id="58" w:name="_Toc19898_WPSOffice_Level1"/>
+      <w:bookmarkStart w:id="59" w:name="_Toc22132"/>
+      <w:bookmarkStart w:id="60" w:name="_Toc24235"/>
+      <w:bookmarkStart w:id="61" w:name="_Toc4339"/>
+      <w:bookmarkStart w:id="62" w:name="_Toc15901"/>
+      <w:bookmarkStart w:id="63" w:name="_Toc25737"/>
       <w:bookmarkStart w:id="64" w:name="_Toc17526"/>
       <w:bookmarkStart w:id="65" w:name="_Toc6221_WPSOffice_Level2"/>
-      <w:bookmarkStart w:id="66" w:name="_Toc15901"/>
-      <w:bookmarkStart w:id="67" w:name="_Toc4339"/>
+      <w:bookmarkStart w:id="66" w:name="_Toc7551_WPSOffice_Level2"/>
+      <w:bookmarkStart w:id="67" w:name="_Toc2974"/>
       <w:r>
         <w:rPr>
           <w:rStyle w:val="36"/>
@@ -7540,8 +7128,8 @@
       <w:bookmarkStart w:id="68" w:name="_Toc26766"/>
       <w:bookmarkStart w:id="69" w:name="_Toc26774"/>
       <w:bookmarkStart w:id="70" w:name="_Toc149826007"/>
-      <w:bookmarkStart w:id="71" w:name="_Toc149832732"/>
-      <w:bookmarkStart w:id="72" w:name="_Toc20330"/>
+      <w:bookmarkStart w:id="71" w:name="_Toc20330"/>
+      <w:bookmarkStart w:id="72" w:name="_Toc149832732"/>
       <w:r>
         <w:rPr>
           <w:rFonts w:hint="eastAsia"/>
@@ -12444,10 +12032,10 @@
         </w:rPr>
         <w:br w:type="page"/>
       </w:r>
-      <w:bookmarkStart w:id="73" w:name="_Toc149826009"/>
-      <w:bookmarkStart w:id="74" w:name="_Toc22117"/>
-      <w:bookmarkStart w:id="75" w:name="_Toc26893"/>
-      <w:bookmarkStart w:id="76" w:name="_Toc149832733"/>
+      <w:bookmarkStart w:id="73" w:name="_Toc22117"/>
+      <w:bookmarkStart w:id="74" w:name="_Toc26893"/>
+      <w:bookmarkStart w:id="75" w:name="_Toc149832733"/>
+      <w:bookmarkStart w:id="76" w:name="_Toc149826009"/>
       <w:r>
         <w:rPr>
           <w:rFonts w:hint="default" w:ascii="Times New Roman" w:hAnsi="Times New Roman" w:eastAsia="微软雅黑" w:cs="Times New Roman"/>
@@ -12998,10 +12586,10 @@
       <w:bookmarkEnd w:id="66"/>
       <w:bookmarkEnd w:id="67"/>
       <w:bookmarkStart w:id="78" w:name="_Toc149826010"/>
-      <w:bookmarkStart w:id="79" w:name="_Toc12821"/>
-      <w:bookmarkStart w:id="80" w:name="_Toc149832734"/>
-      <w:bookmarkStart w:id="81" w:name="_Toc25937"/>
-      <w:bookmarkStart w:id="82" w:name="_Toc6624"/>
+      <w:bookmarkStart w:id="79" w:name="_Toc149832734"/>
+      <w:bookmarkStart w:id="80" w:name="_Toc6624"/>
+      <w:bookmarkStart w:id="81" w:name="_Toc12821"/>
+      <w:bookmarkStart w:id="82" w:name="_Toc25937"/>
       <w:r>
         <w:rPr>
           <w:rFonts w:hint="eastAsia" w:ascii="Times New Roman" w:hAnsi="Times New Roman" w:eastAsia="微软雅黑" w:cs="Times New Roman"/>
@@ -13075,11 +12663,11 @@
           <w:lang w:eastAsia="zh-CN"/>
         </w:rPr>
       </w:pPr>
-      <w:bookmarkStart w:id="83" w:name="_Toc149832735"/>
+      <w:bookmarkStart w:id="83" w:name="_Toc27893"/>
       <w:bookmarkStart w:id="84" w:name="_Toc25124"/>
       <w:bookmarkStart w:id="85" w:name="_Toc149826011"/>
-      <w:bookmarkStart w:id="86" w:name="_Toc16158"/>
-      <w:bookmarkStart w:id="87" w:name="_Toc27893"/>
+      <w:bookmarkStart w:id="86" w:name="_Toc149832735"/>
+      <w:bookmarkStart w:id="87" w:name="_Toc16158"/>
       <w:r>
         <w:rPr>
           <w:rFonts w:hint="eastAsia"/>
@@ -14843,12 +14431,6 @@
             <w:insideH w:val="none" w:color="auto" w:sz="0" w:space="0"/>
             <w:insideV w:val="none" w:color="auto" w:sz="0" w:space="0"/>
           </w:tblBorders>
-          <w:tblCellMar>
-            <w:top w:w="0" w:type="dxa"/>
-            <w:left w:w="108" w:type="dxa"/>
-            <w:bottom w:w="0" w:type="dxa"/>
-            <w:right w:w="108" w:type="dxa"/>
-          </w:tblCellMar>
         </w:tblPrEx>
         <w:trPr>
           <w:trHeight w:val="313" w:hRule="atLeast"/>
@@ -16159,12 +15741,12 @@
         </w:numPr>
         <w:jc w:val="left"/>
       </w:pPr>
-      <w:bookmarkStart w:id="88" w:name="_Toc149832736"/>
-      <w:bookmarkStart w:id="89" w:name="_Toc149826012"/>
-      <w:bookmarkStart w:id="90" w:name="_Toc18793"/>
-      <w:bookmarkStart w:id="91" w:name="_Toc25614"/>
-      <w:bookmarkStart w:id="92" w:name="_Toc180"/>
-      <w:bookmarkStart w:id="93" w:name="_Toc30935"/>
+      <w:bookmarkStart w:id="88" w:name="_Toc180"/>
+      <w:bookmarkStart w:id="89" w:name="_Toc30935"/>
+      <w:bookmarkStart w:id="90" w:name="_Toc25614"/>
+      <w:bookmarkStart w:id="91" w:name="_Toc18793"/>
+      <w:bookmarkStart w:id="92" w:name="_Toc149826012"/>
+      <w:bookmarkStart w:id="93" w:name="_Toc149832736"/>
       <w:r>
         <w:t>基因检测结果解析</w:t>
       </w:r>
@@ -16210,9 +15792,9 @@
           <w:lang w:eastAsia="zh-CN"/>
         </w:rPr>
       </w:pPr>
-      <w:bookmarkStart w:id="94" w:name="_Toc19807"/>
-      <w:bookmarkStart w:id="95" w:name="_Toc32302"/>
-      <w:bookmarkStart w:id="96" w:name="_Toc12353"/>
+      <w:bookmarkStart w:id="94" w:name="_Toc12353"/>
+      <w:bookmarkStart w:id="95" w:name="_Toc19807"/>
+      <w:bookmarkStart w:id="96" w:name="_Toc32302"/>
       <w:bookmarkStart w:id="97" w:name="_Toc149826013"/>
       <w:bookmarkStart w:id="98" w:name="_Toc8516"/>
       <w:bookmarkStart w:id="99" w:name="_Toc149832737"/>
@@ -20631,12 +20213,6 @@
             <w:insideH w:val="dotted" w:color="45A3A7" w:sz="4" w:space="0"/>
             <w:insideV w:val="dotted" w:color="45A3A7" w:sz="4" w:space="0"/>
           </w:tblBorders>
-          <w:tblCellMar>
-            <w:top w:w="0" w:type="dxa"/>
-            <w:left w:w="108" w:type="dxa"/>
-            <w:bottom w:w="0" w:type="dxa"/>
-            <w:right w:w="108" w:type="dxa"/>
-          </w:tblCellMar>
         </w:tblPrEx>
         <w:trPr>
           <w:trHeight w:val="329" w:hRule="atLeast"/>
@@ -25303,21 +24879,21 @@
         </w:rPr>
         <w:t>{% endif %}</w:t>
       </w:r>
-      <w:bookmarkStart w:id="100" w:name="_Toc26799"/>
-      <w:bookmarkStart w:id="101" w:name="_Toc1707_WPSOffice_Level2"/>
-      <w:bookmarkStart w:id="102" w:name="_Toc21764_WPSOffice_Level2"/>
-      <w:bookmarkStart w:id="103" w:name="_Toc26649"/>
-      <w:bookmarkStart w:id="104" w:name="_Toc16347"/>
-      <w:bookmarkStart w:id="105" w:name="_Toc14132"/>
-      <w:bookmarkStart w:id="106" w:name="_Toc21764_WPSOffice_Level1"/>
+      <w:bookmarkStart w:id="100" w:name="_Toc26649"/>
+      <w:bookmarkStart w:id="101" w:name="_Toc16347"/>
+      <w:bookmarkStart w:id="102" w:name="_Toc26799"/>
+      <w:bookmarkStart w:id="103" w:name="_Toc14132"/>
+      <w:bookmarkStart w:id="104" w:name="_Toc1707_WPSOffice_Level2"/>
+      <w:bookmarkStart w:id="105" w:name="_Toc21764_WPSOffice_Level2"/>
+      <w:bookmarkStart w:id="106" w:name="_Toc27958"/>
       <w:bookmarkStart w:id="107" w:name="_Toc13196_WPSOffice_Level1"/>
-      <w:bookmarkStart w:id="108" w:name="_Toc12505"/>
+      <w:bookmarkStart w:id="108" w:name="_Toc21764_WPSOffice_Level1"/>
       <w:bookmarkStart w:id="109" w:name="_Toc2409"/>
-      <w:bookmarkStart w:id="110" w:name="_Toc16594"/>
-      <w:bookmarkStart w:id="111" w:name="_Toc28240"/>
-      <w:bookmarkStart w:id="112" w:name="_Toc27302"/>
-      <w:bookmarkStart w:id="113" w:name="_Toc1707_WPSOffice_Level1"/>
-      <w:bookmarkStart w:id="114" w:name="_Toc27958"/>
+      <w:bookmarkStart w:id="110" w:name="_Toc27302"/>
+      <w:bookmarkStart w:id="111" w:name="_Toc16594"/>
+      <w:bookmarkStart w:id="112" w:name="_Toc1707_WPSOffice_Level1"/>
+      <w:bookmarkStart w:id="113" w:name="_Toc28240"/>
+      <w:bookmarkStart w:id="114" w:name="_Toc12505"/>
     </w:p>
     <w:p>
       <w:pPr>
@@ -25332,11 +24908,11 @@
           <w:lang w:eastAsia="zh-CN"/>
         </w:rPr>
       </w:pPr>
-      <w:bookmarkStart w:id="115" w:name="_Toc149832739"/>
-      <w:bookmarkStart w:id="116" w:name="_Toc27658"/>
-      <w:bookmarkStart w:id="117" w:name="_Toc149826016"/>
-      <w:bookmarkStart w:id="118" w:name="_Toc29595"/>
-      <w:bookmarkStart w:id="119" w:name="_Toc30594"/>
+      <w:bookmarkStart w:id="115" w:name="_Toc30594"/>
+      <w:bookmarkStart w:id="116" w:name="_Toc29595"/>
+      <w:bookmarkStart w:id="117" w:name="_Toc149832739"/>
+      <w:bookmarkStart w:id="118" w:name="_Toc27658"/>
+      <w:bookmarkStart w:id="119" w:name="_Toc149826016"/>
       <w:r>
         <w:rPr>
           <w:color w:val="auto"/>
@@ -27395,9 +26971,9 @@
         <w:jc w:val="left"/>
       </w:pPr>
       <w:bookmarkStart w:id="120" w:name="_Toc149832740"/>
-      <w:bookmarkStart w:id="121" w:name="_Toc10731"/>
+      <w:bookmarkStart w:id="121" w:name="_Toc7471"/>
       <w:bookmarkStart w:id="122" w:name="_Toc14389"/>
-      <w:bookmarkStart w:id="123" w:name="_Toc7471"/>
+      <w:bookmarkStart w:id="123" w:name="_Toc10731"/>
       <w:r>
         <w:t>附录</w:t>
       </w:r>
@@ -27428,16 +27004,16 @@
           <w:lang w:eastAsia="zh-CN"/>
         </w:rPr>
       </w:pPr>
-      <w:bookmarkStart w:id="124" w:name="_Toc9066"/>
-      <w:bookmarkStart w:id="125" w:name="_Toc15840_WPSOffice_Level1"/>
-      <w:bookmarkStart w:id="126" w:name="_Toc23083"/>
-      <w:bookmarkStart w:id="127" w:name="_Toc14255_WPSOffice_Level1"/>
-      <w:bookmarkStart w:id="128" w:name="_Toc149832741"/>
-      <w:bookmarkStart w:id="129" w:name="_Toc24085_WPSOffice_Level1"/>
-      <w:bookmarkStart w:id="130" w:name="_Toc10537"/>
-      <w:bookmarkStart w:id="131" w:name="_Toc1673"/>
-      <w:bookmarkStart w:id="132" w:name="_Toc3674"/>
-      <w:bookmarkStart w:id="133" w:name="_Toc11785"/>
+      <w:bookmarkStart w:id="124" w:name="_Toc1673"/>
+      <w:bookmarkStart w:id="125" w:name="_Toc11785"/>
+      <w:bookmarkStart w:id="126" w:name="_Toc9066"/>
+      <w:bookmarkStart w:id="127" w:name="_Toc149832741"/>
+      <w:bookmarkStart w:id="128" w:name="_Toc23083"/>
+      <w:bookmarkStart w:id="129" w:name="_Toc3674"/>
+      <w:bookmarkStart w:id="130" w:name="_Toc24085_WPSOffice_Level1"/>
+      <w:bookmarkStart w:id="131" w:name="_Toc10537"/>
+      <w:bookmarkStart w:id="132" w:name="_Toc14255_WPSOffice_Level1"/>
+      <w:bookmarkStart w:id="133" w:name="_Toc15840_WPSOffice_Level1"/>
       <w:r>
         <w:rPr>
           <w:rFonts w:hint="eastAsia"/>
@@ -27501,12 +27077,6 @@
             <w:insideH w:val="single" w:color="A4A4A4" w:sz="4" w:space="0"/>
             <w:insideV w:val="single" w:color="A4A4A4" w:sz="4" w:space="0"/>
           </w:tblBorders>
-          <w:tblCellMar>
-            <w:top w:w="0" w:type="dxa"/>
-            <w:left w:w="0" w:type="dxa"/>
-            <w:bottom w:w="0" w:type="dxa"/>
-            <w:right w:w="0" w:type="dxa"/>
-          </w:tblCellMar>
         </w:tblPrEx>
         <w:trPr>
           <w:trHeight w:val="513" w:hRule="atLeast"/>
@@ -28072,12 +27642,21 @@
             </w:r>
             <w:r>
               <w:rPr>
+                <w:rFonts w:hint="eastAsia" w:ascii="Times New Roman" w:hAnsi="Times New Roman" w:eastAsia="微软雅黑" w:cs="Times New Roman"/>
+                <w:sz w:val="21"/>
+                <w:szCs w:val="21"/>
+                <w:lang w:val="en-US" w:eastAsia="zh-CN" w:bidi="ar"/>
+              </w:rPr>
+              <w:t>5</w:t>
+            </w:r>
+            <w:r>
+              <w:rPr>
                 <w:rFonts w:ascii="Times New Roman" w:hAnsi="Times New Roman" w:eastAsia="微软雅黑" w:cs="Times New Roman"/>
                 <w:sz w:val="21"/>
                 <w:szCs w:val="21"/>
                 <w:lang w:eastAsia="zh-CN" w:bidi="ar"/>
               </w:rPr>
-              <w:t>100</w:t>
+              <w:t>0</w:t>
             </w:r>
             <w:r>
               <w:rPr>
@@ -28101,9 +27680,9 @@
                 <w:rFonts w:hint="eastAsia" w:ascii="Times New Roman" w:hAnsi="Times New Roman" w:eastAsia="微软雅黑" w:cs="Times New Roman"/>
                 <w:sz w:val="21"/>
                 <w:szCs w:val="21"/>
-                <w:lang w:eastAsia="zh-CN" w:bidi="ar"/>
-              </w:rPr>
-              <w:t>2</w:t>
+                <w:lang w:val="en-US" w:eastAsia="zh-CN" w:bidi="ar"/>
+              </w:rPr>
+              <w:t>1</w:t>
             </w:r>
             <w:r>
               <w:rPr>
@@ -28255,12 +27834,12 @@
             </w:pPr>
             <w:r>
               <w:rPr>
-                <w:rFonts w:ascii="Times New Roman" w:hAnsi="Times New Roman" w:eastAsia="微软雅黑" w:cs="Times New Roman"/>
-                <w:sz w:val="21"/>
-                <w:szCs w:val="21"/>
-                <w:lang w:eastAsia="zh-CN" w:bidi="ar"/>
-              </w:rPr>
-              <w:t>A/B/C</w:t>
+                <w:rFonts w:hint="eastAsia" w:ascii="Times New Roman" w:hAnsi="Times New Roman" w:eastAsia="微软雅黑" w:cs="Times New Roman"/>
+                <w:sz w:val="21"/>
+                <w:szCs w:val="21"/>
+                <w:lang w:val="en-US" w:eastAsia="zh-CN" w:bidi="ar"/>
+              </w:rPr>
+              <w:t>1-2</w:t>
             </w:r>
             <w:r>
               <w:rPr>
@@ -28448,12 +28027,21 @@
             </w:r>
             <w:r>
               <w:rPr>
+                <w:rFonts w:hint="eastAsia" w:ascii="Times New Roman" w:hAnsi="Times New Roman" w:eastAsia="微软雅黑" w:cs="Times New Roman"/>
+                <w:sz w:val="21"/>
+                <w:szCs w:val="21"/>
+                <w:lang w:val="en-US" w:eastAsia="zh-CN" w:bidi="ar"/>
+              </w:rPr>
+              <w:t>32</w:t>
+            </w:r>
+            <w:r>
+              <w:rPr>
                 <w:rFonts w:ascii="Times New Roman" w:hAnsi="Times New Roman" w:eastAsia="微软雅黑" w:cs="Times New Roman"/>
                 <w:sz w:val="21"/>
                 <w:szCs w:val="21"/>
                 <w:lang w:eastAsia="zh-CN" w:bidi="ar"/>
               </w:rPr>
-              <w:t>500</w:t>
+              <w:t>0</w:t>
             </w:r>
           </w:p>
         </w:tc>
@@ -29250,7 +28838,7 @@
           <w:sz w:val="18"/>
           <w:lang w:eastAsia="zh-CN"/>
         </w:rPr>
-        <w:t>肿瘤细胞含量：送检样本经HE染色评估的肿瘤细胞含量。如送检样本不满足病理评估所需条件，则不进行此项评估。血浆cfDNA样本不做此项评估。</w:t>
+        <w:t>肿瘤细胞含量：送检样本经HE染色评估的肿瘤细胞含量。如送检样本不满足病理评估所需条件，则不进行此项评估。{% if summaryOfRresults.type == “blood” %}血浆cfDNA样本不做此项评估。{% endif %}</w:t>
       </w:r>
     </w:p>
     <w:p>
@@ -29292,272 +28880,7 @@
           <w:sz w:val="18"/>
           <w:lang w:eastAsia="zh-CN"/>
         </w:rPr>
-        <w:t>DNA降解程度：cfDNA样本不适用于此项评估。</w:t>
-      </w:r>
-    </w:p>
-    <w:p>
-      <w:pPr>
-        <w:numPr>
-          <w:ilvl w:val="0"/>
-          <w:numId w:val="12"/>
-        </w:numPr>
-        <w:spacing w:line="270" w:lineRule="exact"/>
-        <w:ind w:left="613" w:leftChars="150" w:hanging="283"/>
-        <w:rPr>
-          <w:rFonts w:ascii="Times New Roman" w:hAnsi="Times New Roman" w:eastAsia="微软雅黑" w:cs="Times New Roman"/>
-          <w:bCs/>
-          <w:sz w:val="18"/>
-          <w:szCs w:val="18"/>
-          <w:lang w:eastAsia="zh-CN"/>
-        </w:rPr>
-      </w:pPr>
-      <w:r>
-        <w:rPr>
-          <w:rFonts w:ascii="Times New Roman" w:hAnsi="Times New Roman" w:eastAsia="微软雅黑" w:cs="Times New Roman"/>
-          <w:bCs/>
-          <w:sz w:val="18"/>
-          <w:szCs w:val="18"/>
-          <w:lang w:eastAsia="zh-CN"/>
-        </w:rPr>
-        <w:t>A级：有主带，或降解均匀且降解区域主要集中在5000bp以上</w:t>
-      </w:r>
-      <w:r>
-        <w:rPr>
-          <w:rFonts w:hint="eastAsia" w:ascii="Times New Roman" w:hAnsi="Times New Roman" w:eastAsia="微软雅黑" w:cs="Times New Roman"/>
-          <w:bCs/>
-          <w:sz w:val="18"/>
-          <w:szCs w:val="18"/>
-          <w:lang w:eastAsia="zh-CN"/>
-        </w:rPr>
-        <w:t>；</w:t>
-      </w:r>
-    </w:p>
-    <w:p>
-      <w:pPr>
-        <w:numPr>
-          <w:ilvl w:val="0"/>
-          <w:numId w:val="12"/>
-        </w:numPr>
-        <w:spacing w:line="270" w:lineRule="exact"/>
-        <w:ind w:left="613" w:leftChars="150" w:hanging="283"/>
-        <w:rPr>
-          <w:rFonts w:ascii="Times New Roman" w:hAnsi="Times New Roman" w:eastAsia="微软雅黑" w:cs="Times New Roman"/>
-          <w:bCs/>
-          <w:sz w:val="18"/>
-          <w:szCs w:val="18"/>
-          <w:lang w:eastAsia="zh-CN"/>
-        </w:rPr>
-      </w:pPr>
-      <w:r>
-        <w:rPr>
-          <w:rFonts w:ascii="Times New Roman" w:hAnsi="Times New Roman" w:eastAsia="微软雅黑" w:cs="Times New Roman"/>
-          <w:bCs/>
-          <w:sz w:val="18"/>
-          <w:szCs w:val="18"/>
-          <w:lang w:eastAsia="zh-CN"/>
-        </w:rPr>
-        <w:t>B级：无主带，降解均匀且降解区域主要集中在1500-5000bp之间</w:t>
-      </w:r>
-      <w:r>
-        <w:rPr>
-          <w:rFonts w:hint="eastAsia" w:ascii="Times New Roman" w:hAnsi="Times New Roman" w:eastAsia="微软雅黑" w:cs="Times New Roman"/>
-          <w:bCs/>
-          <w:sz w:val="18"/>
-          <w:szCs w:val="18"/>
-          <w:lang w:eastAsia="zh-CN"/>
-        </w:rPr>
-        <w:t>；</w:t>
-      </w:r>
-    </w:p>
-    <w:p>
-      <w:pPr>
-        <w:numPr>
-          <w:ilvl w:val="0"/>
-          <w:numId w:val="12"/>
-        </w:numPr>
-        <w:spacing w:line="270" w:lineRule="exact"/>
-        <w:ind w:left="613" w:leftChars="150" w:hanging="283"/>
-        <w:rPr>
-          <w:rFonts w:ascii="Times New Roman" w:hAnsi="Times New Roman" w:eastAsia="微软雅黑" w:cs="Times New Roman"/>
-          <w:bCs/>
-          <w:sz w:val="18"/>
-          <w:szCs w:val="18"/>
-          <w:lang w:eastAsia="zh-CN"/>
-        </w:rPr>
-      </w:pPr>
-      <w:r>
-        <w:rPr>
-          <w:rFonts w:ascii="Times New Roman" w:hAnsi="Times New Roman" w:eastAsia="微软雅黑" w:cs="Times New Roman"/>
-          <w:bCs/>
-          <w:sz w:val="18"/>
-          <w:szCs w:val="18"/>
-          <w:lang w:eastAsia="zh-CN"/>
-        </w:rPr>
-        <w:t>C级：无主带，降解均匀且降解区域主要集中在500-1500bp之间</w:t>
-      </w:r>
-      <w:r>
-        <w:rPr>
-          <w:rFonts w:hint="eastAsia" w:ascii="Times New Roman" w:hAnsi="Times New Roman" w:eastAsia="微软雅黑" w:cs="Times New Roman"/>
-          <w:bCs/>
-          <w:sz w:val="18"/>
-          <w:szCs w:val="18"/>
-          <w:lang w:eastAsia="zh-CN"/>
-        </w:rPr>
-        <w:t>；</w:t>
-      </w:r>
-    </w:p>
-    <w:p>
-      <w:pPr>
-        <w:numPr>
-          <w:ilvl w:val="0"/>
-          <w:numId w:val="12"/>
-        </w:numPr>
-        <w:spacing w:line="270" w:lineRule="exact"/>
-        <w:ind w:left="613" w:leftChars="150" w:hanging="283"/>
-        <w:rPr>
-          <w:rFonts w:ascii="Times New Roman" w:hAnsi="Times New Roman" w:eastAsia="微软雅黑" w:cs="Times New Roman"/>
-          <w:bCs/>
-          <w:sz w:val="18"/>
-          <w:szCs w:val="18"/>
-          <w:lang w:eastAsia="zh-CN"/>
-        </w:rPr>
-      </w:pPr>
-      <w:r>
-        <w:rPr>
-          <w:rFonts w:ascii="Times New Roman" w:hAnsi="Times New Roman" w:eastAsia="微软雅黑" w:cs="Times New Roman"/>
-          <w:bCs/>
-          <w:spacing w:val="3"/>
-          <w:sz w:val="18"/>
-          <w:szCs w:val="18"/>
-          <w:lang w:eastAsia="zh-CN"/>
-        </w:rPr>
-        <w:t>D级</w:t>
-      </w:r>
-      <w:r>
-        <w:rPr>
-          <w:rFonts w:ascii="Times New Roman" w:hAnsi="Times New Roman" w:eastAsia="微软雅黑" w:cs="Times New Roman"/>
-          <w:bCs/>
-          <w:sz w:val="18"/>
-          <w:szCs w:val="18"/>
-          <w:lang w:eastAsia="zh-CN"/>
-        </w:rPr>
-        <w:t>（</w:t>
-      </w:r>
-      <w:r>
-        <w:rPr>
-          <w:rFonts w:ascii="Times New Roman" w:hAnsi="Times New Roman" w:eastAsia="微软雅黑" w:cs="Times New Roman"/>
-          <w:bCs/>
-          <w:spacing w:val="1"/>
-          <w:sz w:val="18"/>
-          <w:szCs w:val="18"/>
-          <w:lang w:eastAsia="zh-CN"/>
-        </w:rPr>
-        <w:t>不合格</w:t>
-      </w:r>
-      <w:r>
-        <w:rPr>
-          <w:rFonts w:ascii="Times New Roman" w:hAnsi="Times New Roman" w:eastAsia="微软雅黑" w:cs="Times New Roman"/>
-          <w:bCs/>
-          <w:spacing w:val="-90"/>
-          <w:sz w:val="18"/>
-          <w:szCs w:val="18"/>
-          <w:lang w:eastAsia="zh-CN"/>
-        </w:rPr>
-        <w:t>）</w:t>
-      </w:r>
-      <w:r>
-        <w:rPr>
-          <w:rFonts w:ascii="Times New Roman" w:hAnsi="Times New Roman" w:eastAsia="微软雅黑" w:cs="Times New Roman"/>
-          <w:bCs/>
-          <w:sz w:val="18"/>
-          <w:szCs w:val="18"/>
-          <w:lang w:eastAsia="zh-CN"/>
-        </w:rPr>
-        <w:t>）：无主带，降解均匀且降解区域主要集中在500-1500bp</w:t>
-      </w:r>
-      <w:r>
-        <w:rPr>
-          <w:rFonts w:ascii="Times New Roman" w:hAnsi="Times New Roman" w:eastAsia="微软雅黑" w:cs="Times New Roman"/>
-          <w:bCs/>
-          <w:spacing w:val="-1"/>
-          <w:sz w:val="18"/>
-          <w:szCs w:val="18"/>
-          <w:lang w:eastAsia="zh-CN"/>
-        </w:rPr>
-        <w:t>之间，但总量介于</w:t>
-      </w:r>
-      <w:r>
-        <w:rPr>
-          <w:rFonts w:ascii="Times New Roman" w:hAnsi="Times New Roman" w:eastAsia="微软雅黑" w:cs="Times New Roman"/>
-          <w:bCs/>
-          <w:sz w:val="18"/>
-          <w:szCs w:val="18"/>
-          <w:lang w:eastAsia="zh-CN"/>
-        </w:rPr>
-        <w:t>100ng</w:t>
-      </w:r>
-      <w:r>
-        <w:rPr>
-          <w:rFonts w:ascii="Times New Roman" w:hAnsi="Times New Roman" w:eastAsia="微软雅黑" w:cs="Times New Roman"/>
-          <w:bCs/>
-          <w:spacing w:val="-3"/>
-          <w:sz w:val="18"/>
-          <w:szCs w:val="18"/>
-          <w:lang w:eastAsia="zh-CN"/>
-        </w:rPr>
-        <w:t>到</w:t>
-      </w:r>
-      <w:r>
-        <w:rPr>
-          <w:rFonts w:ascii="Times New Roman" w:hAnsi="Times New Roman" w:eastAsia="微软雅黑" w:cs="Times New Roman"/>
-          <w:bCs/>
-          <w:sz w:val="18"/>
-          <w:szCs w:val="18"/>
-          <w:lang w:eastAsia="zh-CN"/>
-        </w:rPr>
-        <w:t>300ng之间；或降解区</w:t>
-      </w:r>
-      <w:r>
-        <w:rPr>
-          <w:rFonts w:ascii="Times New Roman" w:hAnsi="Times New Roman" w:eastAsia="微软雅黑" w:cs="Times New Roman"/>
-          <w:bCs/>
-          <w:spacing w:val="-2"/>
-          <w:sz w:val="18"/>
-          <w:szCs w:val="18"/>
-          <w:lang w:eastAsia="zh-CN"/>
-        </w:rPr>
-        <w:t>域弥散在</w:t>
-      </w:r>
-      <w:r>
-        <w:rPr>
-          <w:rFonts w:ascii="Times New Roman" w:hAnsi="Times New Roman" w:eastAsia="微软雅黑" w:cs="Times New Roman"/>
-          <w:bCs/>
-          <w:sz w:val="18"/>
-          <w:szCs w:val="18"/>
-          <w:lang w:eastAsia="zh-CN"/>
-        </w:rPr>
-        <w:t>150-1000bp</w:t>
-      </w:r>
-      <w:r>
-        <w:rPr>
-          <w:rFonts w:ascii="Times New Roman" w:hAnsi="Times New Roman" w:eastAsia="微软雅黑" w:cs="Times New Roman"/>
-          <w:bCs/>
-          <w:spacing w:val="-2"/>
-          <w:sz w:val="18"/>
-          <w:szCs w:val="18"/>
-          <w:lang w:eastAsia="zh-CN"/>
-        </w:rPr>
-        <w:t>，或集中在</w:t>
-      </w:r>
-      <w:r>
-        <w:rPr>
-          <w:rFonts w:ascii="Times New Roman" w:hAnsi="Times New Roman" w:eastAsia="微软雅黑" w:cs="Times New Roman"/>
-          <w:bCs/>
-          <w:sz w:val="18"/>
-          <w:szCs w:val="18"/>
-          <w:lang w:eastAsia="zh-CN"/>
-        </w:rPr>
-        <w:t>500bp以下。</w:t>
+        <w:t>DNA降解程度：1-2级别样本质量较好，3级不能满足检测要求{% if summaryOfRresults.type == “blood” %}；cfDNA样本不适用于此项评估{% endif %}。</w:t>
       </w:r>
     </w:p>
     <w:p>
@@ -29572,6 +28895,7 @@
           <w:lang w:eastAsia="zh-CN"/>
         </w:rPr>
       </w:pPr>
+      <w:bookmarkStart w:id="187" w:name="_GoBack"/>
       <w:r>
         <w:rPr>
           <w:rFonts w:hint="eastAsia" w:ascii="Times New Roman" w:hAnsi="Times New Roman" w:eastAsia="微软雅黑" w:cs="Times New Roman"/>
@@ -29686,6 +29010,7 @@
         <w:t>总体质量评估：根据 DNA 平均测序深度进行评估，分为“合格”、“警戒“、”不合格”三个等级。总体质量评估为“警戒“或者“不合格”时，均会影响检测的准确性和敏感性。</w:t>
       </w:r>
     </w:p>
+    <w:bookmarkEnd w:id="187"/>
     <w:p>
       <w:pPr>
         <w:rPr>
@@ -29694,12 +29019,12 @@
           <w:lang w:eastAsia="zh-CN"/>
         </w:rPr>
       </w:pPr>
-      <w:bookmarkStart w:id="134" w:name="_Toc11896_WPSOffice_Level1"/>
-      <w:bookmarkStart w:id="135" w:name="_Toc11193_WPSOffice_Level1"/>
+      <w:bookmarkStart w:id="134" w:name="_Toc11193_WPSOffice_Level1"/>
+      <w:bookmarkStart w:id="135" w:name="_Toc28810_WPSOffice_Level1"/>
       <w:bookmarkStart w:id="136" w:name="_Toc20303"/>
-      <w:bookmarkStart w:id="137" w:name="_Toc1779"/>
-      <w:bookmarkStart w:id="138" w:name="_Toc28810_WPSOffice_Level1"/>
-      <w:bookmarkStart w:id="139" w:name="_Toc11812"/>
+      <w:bookmarkStart w:id="137" w:name="_Toc11896_WPSOffice_Level1"/>
+      <w:bookmarkStart w:id="138" w:name="_Toc11812"/>
+      <w:bookmarkStart w:id="139" w:name="_Toc1779"/>
       <w:r>
         <w:rPr>
           <w:lang w:eastAsia="zh-CN"/>
@@ -29729,21 +29054,21 @@
           <w:lang w:eastAsia="zh-CN"/>
         </w:rPr>
       </w:pPr>
-      <w:bookmarkStart w:id="141" w:name="_Toc19604"/>
+      <w:bookmarkStart w:id="141" w:name="_Toc11406"/>
       <w:bookmarkStart w:id="142" w:name="_Toc32358"/>
-      <w:bookmarkStart w:id="143" w:name="_Toc149832743"/>
-      <w:bookmarkStart w:id="144" w:name="_Toc30346"/>
-      <w:bookmarkStart w:id="145" w:name="_Toc11406"/>
-      <w:bookmarkStart w:id="146" w:name="_Toc22854"/>
-      <w:bookmarkStart w:id="147" w:name="_Toc16368_WPSOffice_Level1"/>
-      <w:bookmarkStart w:id="148" w:name="_Toc19099"/>
-      <w:bookmarkStart w:id="149" w:name="_Toc28910_WPSOffice_Level1"/>
-      <w:bookmarkStart w:id="150" w:name="_Toc22484_WPSOffice_Level1"/>
-      <w:bookmarkStart w:id="151" w:name="_Toc7549"/>
+      <w:bookmarkStart w:id="143" w:name="_Toc22854"/>
+      <w:bookmarkStart w:id="144" w:name="_Toc19604"/>
+      <w:bookmarkStart w:id="145" w:name="_Toc30346"/>
+      <w:bookmarkStart w:id="146" w:name="_Toc149832743"/>
+      <w:bookmarkStart w:id="147" w:name="_Toc19099"/>
+      <w:bookmarkStart w:id="148" w:name="_Toc28910_WPSOffice_Level1"/>
+      <w:bookmarkStart w:id="149" w:name="_Toc7549"/>
+      <w:bookmarkStart w:id="150" w:name="_Toc29730"/>
+      <w:bookmarkStart w:id="151" w:name="_Toc22484_WPSOffice_Level1"/>
       <w:bookmarkStart w:id="152" w:name="_Toc8182"/>
-      <w:bookmarkStart w:id="153" w:name="_Toc29730"/>
-      <w:bookmarkStart w:id="154" w:name="_Toc24081"/>
-      <w:bookmarkStart w:id="155" w:name="_Toc6864"/>
+      <w:bookmarkStart w:id="153" w:name="_Toc24081"/>
+      <w:bookmarkStart w:id="154" w:name="_Toc6864"/>
+      <w:bookmarkStart w:id="155" w:name="_Toc16368_WPSOffice_Level1"/>
       <w:r>
         <w:rPr>
           <w:rFonts w:hint="eastAsia"/>
@@ -29797,6 +29122,12 @@
             <w:insideH w:val="single" w:color="A4A4A4" w:sz="4" w:space="0"/>
             <w:insideV w:val="single" w:color="A4A4A4" w:sz="4" w:space="0"/>
           </w:tblBorders>
+          <w:tblCellMar>
+            <w:top w:w="0" w:type="dxa"/>
+            <w:left w:w="113" w:type="dxa"/>
+            <w:bottom w:w="0" w:type="dxa"/>
+            <w:right w:w="113" w:type="dxa"/>
+          </w:tblCellMar>
         </w:tblPrEx>
         <w:trPr>
           <w:trHeight w:val="567" w:hRule="atLeast"/>
@@ -30324,9 +29655,9 @@
         </w:rPr>
       </w:pPr>
       <w:bookmarkStart w:id="156" w:name="_Toc149832744"/>
-      <w:bookmarkStart w:id="157" w:name="_Toc5899"/>
-      <w:bookmarkStart w:id="158" w:name="_Toc17747"/>
-      <w:bookmarkStart w:id="159" w:name="_Toc21475"/>
+      <w:bookmarkStart w:id="157" w:name="_Toc21475"/>
+      <w:bookmarkStart w:id="158" w:name="_Toc5899"/>
+      <w:bookmarkStart w:id="159" w:name="_Toc17747"/>
       <w:r>
         <w:rPr>
           <w:color w:val="auto"/>
@@ -30422,9 +29753,9 @@
                 </w14:textFill>
               </w:rPr>
             </w:pPr>
-            <w:bookmarkStart w:id="160" w:name="_Toc28454_WPSOffice_Level1"/>
-            <w:bookmarkStart w:id="161" w:name="_Toc20170_WPSOffice_Level1"/>
-            <w:bookmarkStart w:id="162" w:name="_Toc26985_WPSOffice_Level1"/>
+            <w:bookmarkStart w:id="160" w:name="_Toc26985_WPSOffice_Level1"/>
+            <w:bookmarkStart w:id="161" w:name="_Toc28454_WPSOffice_Level1"/>
+            <w:bookmarkStart w:id="162" w:name="_Toc20170_WPSOffice_Level1"/>
             <w:r>
               <w:rPr>
                 <w:rFonts w:hint="eastAsia" w:ascii="Times New Roman" w:hAnsi="Times New Roman" w:eastAsia="微软雅黑" w:cs="Times New Roman"/>
@@ -30879,15 +30210,15 @@
           <w:lang w:eastAsia="zh-CN"/>
         </w:rPr>
       </w:pPr>
-      <w:bookmarkStart w:id="163" w:name="_Toc13501"/>
+      <w:bookmarkStart w:id="163" w:name="_Toc28163"/>
       <w:bookmarkStart w:id="164" w:name="_Toc149832745"/>
-      <w:bookmarkStart w:id="165" w:name="_Toc3409"/>
-      <w:bookmarkStart w:id="166" w:name="_Toc15114"/>
-      <w:bookmarkStart w:id="167" w:name="_Toc4816"/>
-      <w:bookmarkStart w:id="168" w:name="_Toc28163"/>
-      <w:bookmarkStart w:id="169" w:name="_Toc31185"/>
+      <w:bookmarkStart w:id="165" w:name="_Toc4816"/>
+      <w:bookmarkStart w:id="166" w:name="_Toc13501"/>
+      <w:bookmarkStart w:id="167" w:name="_Toc15114"/>
+      <w:bookmarkStart w:id="168" w:name="_Toc3409"/>
+      <w:bookmarkStart w:id="169" w:name="_Toc20924"/>
       <w:bookmarkStart w:id="170" w:name="_Toc31674"/>
-      <w:bookmarkStart w:id="171" w:name="_Toc20924"/>
+      <w:bookmarkStart w:id="171" w:name="_Toc31185"/>
       <w:bookmarkStart w:id="172" w:name="_Toc27693"/>
       <w:r>
         <w:rPr>
@@ -31109,20 +30440,20 @@
           <w:color w:val="auto"/>
         </w:rPr>
       </w:pPr>
-      <w:bookmarkStart w:id="173" w:name="_Toc4503"/>
-      <w:bookmarkStart w:id="174" w:name="_Toc149832747"/>
+      <w:bookmarkStart w:id="173" w:name="_Toc7252"/>
+      <w:bookmarkStart w:id="174" w:name="_Toc11901"/>
       <w:bookmarkStart w:id="175" w:name="_Toc27809"/>
-      <w:bookmarkStart w:id="176" w:name="_Toc9884"/>
-      <w:bookmarkStart w:id="177" w:name="_Toc7252"/>
-      <w:bookmarkStart w:id="178" w:name="_Toc11901"/>
-      <w:bookmarkStart w:id="179" w:name="_Toc10079"/>
-      <w:bookmarkStart w:id="180" w:name="_Toc17646"/>
-      <w:bookmarkStart w:id="181" w:name="_Toc17792_WPSOffice_Level2"/>
-      <w:bookmarkStart w:id="182" w:name="_Toc22623"/>
-      <w:bookmarkStart w:id="183" w:name="_Toc14611_WPSOffice_Level1"/>
-      <w:bookmarkStart w:id="184" w:name="_Toc19584_WPSOffice_Level1"/>
-      <w:bookmarkStart w:id="185" w:name="_Toc13275"/>
-      <w:bookmarkStart w:id="186" w:name="_Toc22162_WPSOffice_Level1"/>
+      <w:bookmarkStart w:id="176" w:name="_Toc10079"/>
+      <w:bookmarkStart w:id="177" w:name="_Toc17646"/>
+      <w:bookmarkStart w:id="178" w:name="_Toc9884"/>
+      <w:bookmarkStart w:id="179" w:name="_Toc149832747"/>
+      <w:bookmarkStart w:id="180" w:name="_Toc4503"/>
+      <w:bookmarkStart w:id="181" w:name="_Toc22162_WPSOffice_Level1"/>
+      <w:bookmarkStart w:id="182" w:name="_Toc14611_WPSOffice_Level1"/>
+      <w:bookmarkStart w:id="183" w:name="_Toc19584_WPSOffice_Level1"/>
+      <w:bookmarkStart w:id="184" w:name="_Toc13275"/>
+      <w:bookmarkStart w:id="185" w:name="_Toc17792_WPSOffice_Level2"/>
+      <w:bookmarkStart w:id="186" w:name="_Toc22623"/>
       <w:r>
         <w:rPr>
           <w:color w:val="auto"/>
@@ -32458,6 +31789,145 @@
     </w:lvl>
   </w:abstractNum>
   <w:abstractNum w:abstractNumId="1">
+    <w:nsid w:val="BE4DB7F5"/>
+    <w:multiLevelType w:val="multilevel"/>
+    <w:tmpl w:val="BE4DB7F5"/>
+    <w:lvl w:ilvl="0" w:tentative="0">
+      <w:start w:val="1"/>
+      <w:numFmt w:val="decimal"/>
+      <w:lvlText w:val="%1."/>
+      <w:lvlJc w:val="left"/>
+      <w:pPr>
+        <w:ind w:left="425" w:hanging="425"/>
+      </w:pPr>
+      <w:rPr>
+        <w:rFonts w:hint="default"/>
+        <w:sz w:val="18"/>
+        <w:szCs w:val="18"/>
+      </w:rPr>
+    </w:lvl>
+    <w:lvl w:ilvl="1" w:tentative="0">
+      <w:start w:val="1"/>
+      <w:numFmt w:val="decimal"/>
+      <w:lvlText w:val="(%2)"/>
+      <w:lvlJc w:val="left"/>
+      <w:pPr>
+        <w:tabs>
+          <w:tab w:val="left" w:pos="840"/>
+        </w:tabs>
+        <w:ind w:left="840" w:hanging="420"/>
+      </w:pPr>
+      <w:rPr>
+        <w:rFonts w:hint="default"/>
+      </w:rPr>
+    </w:lvl>
+    <w:lvl w:ilvl="2" w:tentative="0">
+      <w:start w:val="1"/>
+      <w:numFmt w:val="decimalEnclosedCircleChinese"/>
+      <w:lvlText w:val="%3"/>
+      <w:lvlJc w:val="left"/>
+      <w:pPr>
+        <w:tabs>
+          <w:tab w:val="left" w:pos="1260"/>
+        </w:tabs>
+        <w:ind w:left="1260" w:hanging="420"/>
+      </w:pPr>
+      <w:rPr>
+        <w:rFonts w:hint="default"/>
+      </w:rPr>
+    </w:lvl>
+    <w:lvl w:ilvl="3" w:tentative="0">
+      <w:start w:val="1"/>
+      <w:numFmt w:val="decimal"/>
+      <w:lvlText w:val="%4)"/>
+      <w:lvlJc w:val="left"/>
+      <w:pPr>
+        <w:tabs>
+          <w:tab w:val="left" w:pos="1680"/>
+        </w:tabs>
+        <w:ind w:left="1680" w:hanging="420"/>
+      </w:pPr>
+      <w:rPr>
+        <w:rFonts w:hint="default"/>
+      </w:rPr>
+    </w:lvl>
+    <w:lvl w:ilvl="4" w:tentative="0">
+      <w:start w:val="1"/>
+      <w:numFmt w:val="lowerLetter"/>
+      <w:lvlText w:val="%5."/>
+      <w:lvlJc w:val="left"/>
+      <w:pPr>
+        <w:tabs>
+          <w:tab w:val="left" w:pos="2100"/>
+        </w:tabs>
+        <w:ind w:left="2100" w:hanging="420"/>
+      </w:pPr>
+      <w:rPr>
+        <w:rFonts w:hint="default"/>
+      </w:rPr>
+    </w:lvl>
+    <w:lvl w:ilvl="5" w:tentative="0">
+      <w:start w:val="1"/>
+      <w:numFmt w:val="lowerLetter"/>
+      <w:lvlText w:val="%6)"/>
+      <w:lvlJc w:val="left"/>
+      <w:pPr>
+        <w:tabs>
+          <w:tab w:val="left" w:pos="2520"/>
+        </w:tabs>
+        <w:ind w:left="2520" w:hanging="420"/>
+      </w:pPr>
+      <w:rPr>
+        <w:rFonts w:hint="default"/>
+      </w:rPr>
+    </w:lvl>
+    <w:lvl w:ilvl="6" w:tentative="0">
+      <w:start w:val="1"/>
+      <w:numFmt w:val="lowerRoman"/>
+      <w:lvlText w:val="%7."/>
+      <w:lvlJc w:val="left"/>
+      <w:pPr>
+        <w:tabs>
+          <w:tab w:val="left" w:pos="2940"/>
+        </w:tabs>
+        <w:ind w:left="2940" w:hanging="420"/>
+      </w:pPr>
+      <w:rPr>
+        <w:rFonts w:hint="default"/>
+      </w:rPr>
+    </w:lvl>
+    <w:lvl w:ilvl="7" w:tentative="0">
+      <w:start w:val="1"/>
+      <w:numFmt w:val="lowerRoman"/>
+      <w:lvlText w:val="%8)"/>
+      <w:lvlJc w:val="left"/>
+      <w:pPr>
+        <w:tabs>
+          <w:tab w:val="left" w:pos="3360"/>
+        </w:tabs>
+        <w:ind w:left="3360" w:hanging="420"/>
+      </w:pPr>
+      <w:rPr>
+        <w:rFonts w:hint="default"/>
+      </w:rPr>
+    </w:lvl>
+    <w:lvl w:ilvl="8" w:tentative="0">
+      <w:start w:val="1"/>
+      <w:numFmt w:val="lowerLetter"/>
+      <w:lvlText w:val="%9."/>
+      <w:lvlJc w:val="left"/>
+      <w:pPr>
+        <w:tabs>
+          <w:tab w:val="left" w:pos="3780"/>
+        </w:tabs>
+        <w:ind w:left="3780" w:hanging="420"/>
+      </w:pPr>
+      <w:rPr>
+        <w:rFonts w:hint="default"/>
+      </w:rPr>
+    </w:lvl>
+  </w:abstractNum>
+  <w:abstractNum w:abstractNumId="2">
     <w:nsid w:val="C588211E"/>
     <w:multiLevelType w:val="multilevel"/>
     <w:tmpl w:val="C588211E"/>
@@ -32596,149 +32066,10 @@
       </w:rPr>
     </w:lvl>
   </w:abstractNum>
-  <w:abstractNum w:abstractNumId="2">
+  <w:abstractNum w:abstractNumId="3">
     <w:nsid w:val="E58AFA96"/>
     <w:multiLevelType w:val="multilevel"/>
     <w:tmpl w:val="E58AFA96"/>
-    <w:lvl w:ilvl="0" w:tentative="0">
-      <w:start w:val="1"/>
-      <w:numFmt w:val="decimal"/>
-      <w:lvlText w:val="%1."/>
-      <w:lvlJc w:val="left"/>
-      <w:pPr>
-        <w:ind w:left="425" w:hanging="425"/>
-      </w:pPr>
-      <w:rPr>
-        <w:rFonts w:hint="default"/>
-        <w:sz w:val="18"/>
-        <w:szCs w:val="18"/>
-      </w:rPr>
-    </w:lvl>
-    <w:lvl w:ilvl="1" w:tentative="0">
-      <w:start w:val="1"/>
-      <w:numFmt w:val="decimal"/>
-      <w:lvlText w:val="(%2)"/>
-      <w:lvlJc w:val="left"/>
-      <w:pPr>
-        <w:tabs>
-          <w:tab w:val="left" w:pos="840"/>
-        </w:tabs>
-        <w:ind w:left="840" w:hanging="420"/>
-      </w:pPr>
-      <w:rPr>
-        <w:rFonts w:hint="default"/>
-      </w:rPr>
-    </w:lvl>
-    <w:lvl w:ilvl="2" w:tentative="0">
-      <w:start w:val="1"/>
-      <w:numFmt w:val="decimalEnclosedCircleChinese"/>
-      <w:lvlText w:val="%3"/>
-      <w:lvlJc w:val="left"/>
-      <w:pPr>
-        <w:tabs>
-          <w:tab w:val="left" w:pos="1260"/>
-        </w:tabs>
-        <w:ind w:left="1260" w:hanging="420"/>
-      </w:pPr>
-      <w:rPr>
-        <w:rFonts w:hint="default"/>
-      </w:rPr>
-    </w:lvl>
-    <w:lvl w:ilvl="3" w:tentative="0">
-      <w:start w:val="1"/>
-      <w:numFmt w:val="decimal"/>
-      <w:lvlText w:val="%4)"/>
-      <w:lvlJc w:val="left"/>
-      <w:pPr>
-        <w:tabs>
-          <w:tab w:val="left" w:pos="1680"/>
-        </w:tabs>
-        <w:ind w:left="1680" w:hanging="420"/>
-      </w:pPr>
-      <w:rPr>
-        <w:rFonts w:hint="default"/>
-      </w:rPr>
-    </w:lvl>
-    <w:lvl w:ilvl="4" w:tentative="0">
-      <w:start w:val="1"/>
-      <w:numFmt w:val="lowerLetter"/>
-      <w:lvlText w:val="%5."/>
-      <w:lvlJc w:val="left"/>
-      <w:pPr>
-        <w:tabs>
-          <w:tab w:val="left" w:pos="2100"/>
-        </w:tabs>
-        <w:ind w:left="2100" w:hanging="420"/>
-      </w:pPr>
-      <w:rPr>
-        <w:rFonts w:hint="default"/>
-      </w:rPr>
-    </w:lvl>
-    <w:lvl w:ilvl="5" w:tentative="0">
-      <w:start w:val="1"/>
-      <w:numFmt w:val="lowerLetter"/>
-      <w:lvlText w:val="%6)"/>
-      <w:lvlJc w:val="left"/>
-      <w:pPr>
-        <w:tabs>
-          <w:tab w:val="left" w:pos="2520"/>
-        </w:tabs>
-        <w:ind w:left="2520" w:hanging="420"/>
-      </w:pPr>
-      <w:rPr>
-        <w:rFonts w:hint="default"/>
-      </w:rPr>
-    </w:lvl>
-    <w:lvl w:ilvl="6" w:tentative="0">
-      <w:start w:val="1"/>
-      <w:numFmt w:val="lowerRoman"/>
-      <w:lvlText w:val="%7."/>
-      <w:lvlJc w:val="left"/>
-      <w:pPr>
-        <w:tabs>
-          <w:tab w:val="left" w:pos="2940"/>
-        </w:tabs>
-        <w:ind w:left="2940" w:hanging="420"/>
-      </w:pPr>
-      <w:rPr>
-        <w:rFonts w:hint="default"/>
-      </w:rPr>
-    </w:lvl>
-    <w:lvl w:ilvl="7" w:tentative="0">
-      <w:start w:val="1"/>
-      <w:numFmt w:val="lowerRoman"/>
-      <w:lvlText w:val="%8)"/>
-      <w:lvlJc w:val="left"/>
-      <w:pPr>
-        <w:tabs>
-          <w:tab w:val="left" w:pos="3360"/>
-        </w:tabs>
-        <w:ind w:left="3360" w:hanging="420"/>
-      </w:pPr>
-      <w:rPr>
-        <w:rFonts w:hint="default"/>
-      </w:rPr>
-    </w:lvl>
-    <w:lvl w:ilvl="8" w:tentative="0">
-      <w:start w:val="1"/>
-      <w:numFmt w:val="lowerLetter"/>
-      <w:lvlText w:val="%9."/>
-      <w:lvlJc w:val="left"/>
-      <w:pPr>
-        <w:tabs>
-          <w:tab w:val="left" w:pos="3780"/>
-        </w:tabs>
-        <w:ind w:left="3780" w:hanging="420"/>
-      </w:pPr>
-      <w:rPr>
-        <w:rFonts w:hint="default"/>
-      </w:rPr>
-    </w:lvl>
-  </w:abstractNum>
-  <w:abstractNum w:abstractNumId="3">
-    <w:nsid w:val="030EC6C1"/>
-    <w:multiLevelType w:val="multilevel"/>
-    <w:tmpl w:val="030EC6C1"/>
     <w:lvl w:ilvl="0" w:tentative="0">
       <w:start w:val="1"/>
       <w:numFmt w:val="decimal"/>
@@ -33384,23 +32715,6 @@
     </w:lvl>
   </w:abstractNum>
   <w:abstractNum w:abstractNumId="9">
-    <w:nsid w:val="58AABCAB"/>
-    <w:multiLevelType w:val="singleLevel"/>
-    <w:tmpl w:val="58AABCAB"/>
-    <w:lvl w:ilvl="0" w:tentative="0">
-      <w:start w:val="1"/>
-      <w:numFmt w:val="bullet"/>
-      <w:lvlText w:val=""/>
-      <w:lvlJc w:val="left"/>
-      <w:pPr>
-        <w:ind w:left="420" w:hanging="420"/>
-      </w:pPr>
-      <w:rPr>
-        <w:rFonts w:hint="default" w:ascii="Wingdings" w:hAnsi="Wingdings"/>
-      </w:rPr>
-    </w:lvl>
-  </w:abstractNum>
-  <w:abstractNum w:abstractNumId="10">
     <w:nsid w:val="5B812BEF"/>
     <w:multiLevelType w:val="multilevel"/>
     <w:tmpl w:val="5B812BEF"/>
@@ -33518,7 +32832,7 @@
       </w:rPr>
     </w:lvl>
   </w:abstractNum>
-  <w:abstractNum w:abstractNumId="11">
+  <w:abstractNum w:abstractNumId="10">
     <w:nsid w:val="64416983"/>
     <w:multiLevelType w:val="multilevel"/>
     <w:tmpl w:val="64416983"/>
@@ -33636,10 +32950,10 @@
     <w:abstractNumId w:val="8"/>
   </w:num>
   <w:num w:numId="2">
-    <w:abstractNumId w:val="11"/>
+    <w:abstractNumId w:val="10"/>
   </w:num>
   <w:num w:numId="3">
-    <w:abstractNumId w:val="10"/>
+    <w:abstractNumId w:val="9"/>
   </w:num>
   <w:num w:numId="4">
     <w:abstractNumId w:val="4"/>
@@ -33651,22 +32965,19 @@
     <w:abstractNumId w:val="7"/>
   </w:num>
   <w:num w:numId="7">
-    <w:abstractNumId w:val="1"/>
+    <w:abstractNumId w:val="2"/>
   </w:num>
   <w:num w:numId="8">
     <w:abstractNumId w:val="6"/>
   </w:num>
   <w:num w:numId="9">
-    <w:abstractNumId w:val="2"/>
+    <w:abstractNumId w:val="3"/>
   </w:num>
   <w:num w:numId="10">
     <w:abstractNumId w:val="0"/>
   </w:num>
   <w:num w:numId="11">
-    <w:abstractNumId w:val="3"/>
-  </w:num>
-  <w:num w:numId="12">
-    <w:abstractNumId w:val="9"/>
+    <w:abstractNumId w:val="1"/>
   </w:num>
 </w:numbering>
 </file>
